--- a/docs/设计文档.docx
+++ b/docs/设计文档.docx
@@ -310,243 +310,42 @@
       </w:r>
     </w:p>
     <w:p>
-      <w:pPr/>
+      <w:pPr>
+        <w:jc w:val="center"/>
+      </w:pPr>
       <w:r>
-        <w:rPr>
-          <w:rFonts w:ascii="Consolas" w:hAnsi="Consolas" w:eastAsia="Consolas"/>
-          <w:sz w:val="20"/>
-        </w:rPr>
-        <w:t>flowchart TD</w:t>
-      </w:r>
-    </w:p>
-    <w:p>
-      <w:pPr/>
-      <w:r>
-        <w:rPr>
-          <w:rFonts w:ascii="Consolas" w:hAnsi="Consolas" w:eastAsia="Consolas"/>
-          <w:sz w:val="20"/>
-        </w:rPr>
-        <w:t xml:space="preserve">    A[摄像头采集视频帧] --&gt; B{摄像头正常?}</w:t>
-      </w:r>
-    </w:p>
-    <w:p>
-      <w:pPr/>
-      <w:r>
-        <w:rPr>
-          <w:rFonts w:ascii="Consolas" w:hAnsi="Consolas" w:eastAsia="Consolas"/>
-          <w:sz w:val="20"/>
-        </w:rPr>
-        <w:t xml:space="preserve">    B --&gt;|否| C[显示占位图\n1秒后重试]</w:t>
-      </w:r>
-    </w:p>
-    <w:p>
-      <w:pPr/>
-      <w:r>
-        <w:rPr>
-          <w:rFonts w:ascii="Consolas" w:hAnsi="Consolas" w:eastAsia="Consolas"/>
-          <w:sz w:val="20"/>
-        </w:rPr>
-        <w:t xml:space="preserve">    C --&gt; A</w:t>
-      </w:r>
-    </w:p>
-    <w:p>
-      <w:pPr/>
-      <w:r>
-        <w:rPr>
-          <w:rFonts w:ascii="Consolas" w:hAnsi="Consolas" w:eastAsia="Consolas"/>
-          <w:sz w:val="20"/>
-        </w:rPr>
-        <w:t xml:space="preserve">    B --&gt;|是| D[读取一帧画面]</w:t>
-      </w:r>
-    </w:p>
-    <w:p>
-      <w:pPr/>
-      <w:r>
-        <w:rPr>
-          <w:rFonts w:ascii="Consolas" w:hAnsi="Consolas" w:eastAsia="Consolas"/>
-          <w:sz w:val="20"/>
-        </w:rPr>
-        <w:t xml:space="preserve">    D --&gt; E{是否在布防时段?\n23:00 - 06:00}</w:t>
-      </w:r>
-    </w:p>
-    <w:p>
-      <w:pPr/>
-      <w:r>
-        <w:rPr>
-          <w:rFonts w:ascii="Consolas" w:hAnsi="Consolas" w:eastAsia="Consolas"/>
-          <w:sz w:val="20"/>
-        </w:rPr>
-        <w:t xml:space="preserve">    E --&gt;|是| F[YOLO 人员检测\nconf=0.8, class=person]</w:t>
-      </w:r>
-    </w:p>
-    <w:p>
-      <w:pPr/>
-      <w:r>
-        <w:rPr>
-          <w:rFonts w:ascii="Consolas" w:hAnsi="Consolas" w:eastAsia="Consolas"/>
-          <w:sz w:val="20"/>
-        </w:rPr>
-        <w:t xml:space="preserve">    E --&gt;|否| G[跳过人员检测]</w:t>
-      </w:r>
-    </w:p>
-    <w:p>
-      <w:pPr/>
-      <w:r>
-        <w:rPr>
-          <w:rFonts w:ascii="Consolas" w:hAnsi="Consolas" w:eastAsia="Consolas"/>
-          <w:sz w:val="20"/>
-        </w:rPr>
-        <w:t xml:space="preserve">    F --&gt; H{检测到人员?}</w:t>
-      </w:r>
-    </w:p>
-    <w:p>
-      <w:pPr/>
-      <w:r>
-        <w:rPr>
-          <w:rFonts w:ascii="Consolas" w:hAnsi="Consolas" w:eastAsia="Consolas"/>
-          <w:sz w:val="20"/>
-        </w:rPr>
-        <w:t xml:space="preserve">    H --&gt;|是| I[AlarmManager\n人员防抖判定]</w:t>
-      </w:r>
-    </w:p>
-    <w:p>
-      <w:pPr/>
-      <w:r>
-        <w:rPr>
-          <w:rFonts w:ascii="Consolas" w:hAnsi="Consolas" w:eastAsia="Consolas"/>
-          <w:sz w:val="20"/>
-        </w:rPr>
-        <w:t xml:space="preserve">    H --&gt;|否| J[继续]</w:t>
-      </w:r>
-    </w:p>
-    <w:p>
-      <w:pPr/>
-      <w:r>
-        <w:rPr>
-          <w:rFonts w:ascii="Consolas" w:hAnsi="Consolas" w:eastAsia="Consolas"/>
-          <w:sz w:val="20"/>
-        </w:rPr>
-        <w:t xml:space="preserve">    I --&gt;|通过| K[保存截图 + 写入数据库]</w:t>
-      </w:r>
-    </w:p>
-    <w:p>
-      <w:pPr/>
-      <w:r>
-        <w:rPr>
-          <w:rFonts w:ascii="Consolas" w:hAnsi="Consolas" w:eastAsia="Consolas"/>
-          <w:sz w:val="20"/>
-        </w:rPr>
-        <w:t xml:space="preserve">    I --&gt;|冷却期内| J</w:t>
-      </w:r>
-    </w:p>
-    <w:p>
-      <w:pPr/>
-      <w:r>
-        <w:rPr>
-          <w:rFonts w:ascii="Consolas" w:hAnsi="Consolas" w:eastAsia="Consolas"/>
-          <w:sz w:val="20"/>
-        </w:rPr>
-        <w:t xml:space="preserve">    G --&gt; J</w:t>
-      </w:r>
-    </w:p>
-    <w:p>
-      <w:pPr/>
-      <w:r>
-        <w:rPr>
-          <w:rFonts w:ascii="Consolas" w:hAnsi="Consolas" w:eastAsia="Consolas"/>
-          <w:sz w:val="20"/>
-        </w:rPr>
-        <w:t xml:space="preserve">    J --&gt; L[YOLO 火焰/烟雾检测\nconf=0.8, class=fire+fire-smoke]</w:t>
-      </w:r>
-    </w:p>
-    <w:p>
-      <w:pPr/>
-      <w:r>
-        <w:rPr>
-          <w:rFonts w:ascii="Consolas" w:hAnsi="Consolas" w:eastAsia="Consolas"/>
-          <w:sz w:val="20"/>
-        </w:rPr>
-        <w:t xml:space="preserve">    L --&gt; M{检测到火焰/烟雾?}</w:t>
-      </w:r>
-    </w:p>
-    <w:p>
-      <w:pPr/>
-      <w:r>
-        <w:rPr>
-          <w:rFonts w:ascii="Consolas" w:hAnsi="Consolas" w:eastAsia="Consolas"/>
-          <w:sz w:val="20"/>
-        </w:rPr>
-        <w:t xml:space="preserve">    M --&gt;|是| N[AlarmManager\n火焰防抖判定]</w:t>
-      </w:r>
-    </w:p>
-    <w:p>
-      <w:pPr/>
-      <w:r>
-        <w:rPr>
-          <w:rFonts w:ascii="Consolas" w:hAnsi="Consolas" w:eastAsia="Consolas"/>
-          <w:sz w:val="20"/>
-        </w:rPr>
-        <w:t xml:space="preserve">    M --&gt;|否| O[更新 GUI 状态栏]</w:t>
-      </w:r>
-    </w:p>
-    <w:p>
-      <w:pPr/>
-      <w:r>
-        <w:rPr>
-          <w:rFonts w:ascii="Consolas" w:hAnsi="Consolas" w:eastAsia="Consolas"/>
-          <w:sz w:val="20"/>
-        </w:rPr>
-        <w:t xml:space="preserve">    N --&gt;|通过| P[保存截图 + 写入数据库]</w:t>
-      </w:r>
-    </w:p>
-    <w:p>
-      <w:pPr/>
-      <w:r>
-        <w:rPr>
-          <w:rFonts w:ascii="Consolas" w:hAnsi="Consolas" w:eastAsia="Consolas"/>
-          <w:sz w:val="20"/>
-        </w:rPr>
-        <w:t xml:space="preserve">    N --&gt;|冷却期内| O</w:t>
-      </w:r>
-    </w:p>
-    <w:p>
-      <w:pPr/>
-      <w:r>
-        <w:rPr>
-          <w:rFonts w:ascii="Consolas" w:hAnsi="Consolas" w:eastAsia="Consolas"/>
-          <w:sz w:val="20"/>
-        </w:rPr>
-        <w:t xml:space="preserve">    K --&gt; O</w:t>
-      </w:r>
-    </w:p>
-    <w:p>
-      <w:pPr/>
-      <w:r>
-        <w:rPr>
-          <w:rFonts w:ascii="Consolas" w:hAnsi="Consolas" w:eastAsia="Consolas"/>
-          <w:sz w:val="20"/>
-        </w:rPr>
-        <w:t xml:space="preserve">    P --&gt; O</w:t>
-      </w:r>
-    </w:p>
-    <w:p>
-      <w:pPr/>
-      <w:r>
-        <w:rPr>
-          <w:rFonts w:ascii="Consolas" w:hAnsi="Consolas" w:eastAsia="Consolas"/>
-          <w:sz w:val="20"/>
-        </w:rPr>
-        <w:t xml:space="preserve">    O --&gt; Q[显示标注画面]</w:t>
-      </w:r>
-    </w:p>
-    <w:p>
-      <w:pPr/>
-      <w:r>
-        <w:rPr>
-          <w:rFonts w:ascii="Consolas" w:hAnsi="Consolas" w:eastAsia="Consolas"/>
-          <w:sz w:val="20"/>
-        </w:rPr>
-        <w:t xml:space="preserve">    Q --&gt; A</w:t>
+        <w:drawing>
+          <wp:inline xmlns:a="http://schemas.openxmlformats.org/drawingml/2006/main" xmlns:pic="http://schemas.openxmlformats.org/drawingml/2006/picture">
+            <wp:extent cx="5029200" cy="14443171"/>
+            <wp:docPr id="1" name="Picture 1"/>
+            <wp:cNvGraphicFramePr>
+              <a:graphicFrameLocks noChangeAspect="1"/>
+            </wp:cNvGraphicFramePr>
+            <a:graphic>
+              <a:graphicData uri="http://schemas.openxmlformats.org/drawingml/2006/picture">
+                <pic:pic>
+                  <pic:nvPicPr>
+                    <pic:cNvPr id="0" name="mermaid_34.png"/>
+                    <pic:cNvPicPr/>
+                  </pic:nvPicPr>
+                  <pic:blipFill>
+                    <a:blip r:embed="rId9"/>
+                    <a:stretch>
+                      <a:fillRect/>
+                    </a:stretch>
+                  </pic:blipFill>
+                  <pic:spPr>
+                    <a:xfrm>
+                      <a:off x="0" y="0"/>
+                      <a:ext cx="5029200" cy="14443171"/>
+                    </a:xfrm>
+                    <a:prstGeom prst="rect"/>
+                  </pic:spPr>
+                </pic:pic>
+              </a:graphicData>
+            </a:graphic>
+          </wp:inline>
+        </w:drawing>
       </w:r>
     </w:p>
     <w:p>
@@ -576,481 +375,42 @@
       </w:r>
     </w:p>
     <w:p>
-      <w:pPr/>
+      <w:pPr>
+        <w:jc w:val="center"/>
+      </w:pPr>
       <w:r>
-        <w:rPr>
-          <w:rFonts w:ascii="Consolas" w:hAnsi="Consolas" w:eastAsia="Consolas"/>
-          <w:sz w:val="20"/>
-        </w:rPr>
-        <w:t>graph TB</w:t>
-      </w:r>
-    </w:p>
-    <w:p>
-      <w:pPr/>
-      <w:r>
-        <w:rPr>
-          <w:rFonts w:ascii="Consolas" w:hAnsi="Consolas" w:eastAsia="Consolas"/>
-          <w:sz w:val="20"/>
-        </w:rPr>
-        <w:t xml:space="preserve">    subgraph Entry["入口"]</w:t>
-      </w:r>
-    </w:p>
-    <w:p>
-      <w:pPr/>
-      <w:r>
-        <w:rPr>
-          <w:rFonts w:ascii="Consolas" w:hAnsi="Consolas" w:eastAsia="Consolas"/>
-          <w:sz w:val="20"/>
-        </w:rPr>
-        <w:t xml:space="preserve">        CLI["src/main.py\n(CLI 模式)"]</w:t>
-      </w:r>
-    </w:p>
-    <w:p>
-      <w:pPr/>
-      <w:r>
-        <w:rPr>
-          <w:rFonts w:ascii="Consolas" w:hAnsi="Consolas" w:eastAsia="Consolas"/>
-          <w:sz w:val="20"/>
-        </w:rPr>
-        <w:t xml:space="preserve">        GUI_ENTRY["main_gui.py\n(GUI 模式)"]</w:t>
-      </w:r>
-    </w:p>
-    <w:p>
-      <w:pPr/>
-      <w:r>
-        <w:rPr>
-          <w:rFonts w:ascii="Consolas" w:hAnsi="Consolas" w:eastAsia="Consolas"/>
-          <w:sz w:val="20"/>
-        </w:rPr>
-        <w:t xml:space="preserve">        BAT["run.bat\n(Windows 一键启动)"]</w:t>
-      </w:r>
-    </w:p>
-    <w:p>
-      <w:pPr/>
-      <w:r>
-        <w:rPr>
-          <w:rFonts w:ascii="Consolas" w:hAnsi="Consolas" w:eastAsia="Consolas"/>
-          <w:sz w:val="20"/>
-        </w:rPr>
-        <w:t xml:space="preserve">    end</w:t>
-      </w:r>
-    </w:p>
-    <w:p>
-      <w:pPr/>
-    </w:p>
-    <w:p>
-      <w:pPr/>
-      <w:r>
-        <w:rPr>
-          <w:rFonts w:ascii="Consolas" w:hAnsi="Consolas" w:eastAsia="Consolas"/>
-          <w:sz w:val="20"/>
-        </w:rPr>
-        <w:t xml:space="preserve">    subgraph GUI["src/gui/"]</w:t>
-      </w:r>
-    </w:p>
-    <w:p>
-      <w:pPr/>
-      <w:r>
-        <w:rPr>
-          <w:rFonts w:ascii="Consolas" w:hAnsi="Consolas" w:eastAsia="Consolas"/>
-          <w:sz w:val="20"/>
-        </w:rPr>
-        <w:t xml:space="preserve">        APP["app.py\nSecurityApp\n主控制器"]</w:t>
-      </w:r>
-    </w:p>
-    <w:p>
-      <w:pPr/>
-      <w:r>
-        <w:rPr>
-          <w:rFonts w:ascii="Consolas" w:hAnsi="Consolas" w:eastAsia="Consolas"/>
-          <w:sz w:val="20"/>
-        </w:rPr>
-        <w:t xml:space="preserve">        VIDEO["video_panel.py\nVideoFeedPanel\n视频画面面板"]</w:t>
-      </w:r>
-    </w:p>
-    <w:p>
-      <w:pPr/>
-      <w:r>
-        <w:rPr>
-          <w:rFonts w:ascii="Consolas" w:hAnsi="Consolas" w:eastAsia="Consolas"/>
-          <w:sz w:val="20"/>
-        </w:rPr>
-        <w:t xml:space="preserve">        STATUS["status_panel.py\nStatusPanel\n状态指示面板"]</w:t>
-      </w:r>
-    </w:p>
-    <w:p>
-      <w:pPr/>
-      <w:r>
-        <w:rPr>
-          <w:rFonts w:ascii="Consolas" w:hAnsi="Consolas" w:eastAsia="Consolas"/>
-          <w:sz w:val="20"/>
-        </w:rPr>
-        <w:t xml:space="preserve">        HISTORY["history_panel.py\nHistoryPanel\n报警历史面板"]</w:t>
-      </w:r>
-    </w:p>
-    <w:p>
-      <w:pPr/>
-      <w:r>
-        <w:rPr>
-          <w:rFonts w:ascii="Consolas" w:hAnsi="Consolas" w:eastAsia="Consolas"/>
-          <w:sz w:val="20"/>
-        </w:rPr>
-        <w:t xml:space="preserve">        UTILS["utils.py\n帧转换工具"]</w:t>
-      </w:r>
-    </w:p>
-    <w:p>
-      <w:pPr/>
-      <w:r>
-        <w:rPr>
-          <w:rFonts w:ascii="Consolas" w:hAnsi="Consolas" w:eastAsia="Consolas"/>
-          <w:sz w:val="20"/>
-        </w:rPr>
-        <w:t xml:space="preserve">    end</w:t>
-      </w:r>
-    </w:p>
-    <w:p>
-      <w:pPr/>
-    </w:p>
-    <w:p>
-      <w:pPr/>
-      <w:r>
-        <w:rPr>
-          <w:rFonts w:ascii="Consolas" w:hAnsi="Consolas" w:eastAsia="Consolas"/>
-          <w:sz w:val="20"/>
-        </w:rPr>
-        <w:t xml:space="preserve">    subgraph Core["src/core/"]</w:t>
-      </w:r>
-    </w:p>
-    <w:p>
-      <w:pPr/>
-      <w:r>
-        <w:rPr>
-          <w:rFonts w:ascii="Consolas" w:hAnsi="Consolas" w:eastAsia="Consolas"/>
-          <w:sz w:val="20"/>
-        </w:rPr>
-        <w:t xml:space="preserve">        ALARM["alarm_manager.py\nAlarmManager\n报警防抖"]</w:t>
-      </w:r>
-    </w:p>
-    <w:p>
-      <w:pPr/>
-      <w:r>
-        <w:rPr>
-          <w:rFonts w:ascii="Consolas" w:hAnsi="Consolas" w:eastAsia="Consolas"/>
-          <w:sz w:val="20"/>
-        </w:rPr>
-        <w:t xml:space="preserve">        DB["db_manager.py\nDatabaseManager\nSQLite 管理"]</w:t>
-      </w:r>
-    </w:p>
-    <w:p>
-      <w:pPr/>
-      <w:r>
-        <w:rPr>
-          <w:rFonts w:ascii="Consolas" w:hAnsi="Consolas" w:eastAsia="Consolas"/>
-          <w:sz w:val="20"/>
-        </w:rPr>
-        <w:t xml:space="preserve">        FACE["face_recognizer.py\nFaceRecognizer\n陌生人识别"]</w:t>
-      </w:r>
-    </w:p>
-    <w:p>
-      <w:pPr/>
-      <w:r>
-        <w:rPr>
-          <w:rFonts w:ascii="Consolas" w:hAnsi="Consolas" w:eastAsia="Consolas"/>
-          <w:sz w:val="20"/>
-        </w:rPr>
-        <w:t xml:space="preserve">    end</w:t>
-      </w:r>
-    </w:p>
-    <w:p>
-      <w:pPr/>
-    </w:p>
-    <w:p>
-      <w:pPr/>
-      <w:r>
-        <w:rPr>
-          <w:rFonts w:ascii="Consolas" w:hAnsi="Consolas" w:eastAsia="Consolas"/>
-          <w:sz w:val="20"/>
-        </w:rPr>
-        <w:t xml:space="preserve">    subgraph Models["src/models/"]</w:t>
-      </w:r>
-    </w:p>
-    <w:p>
-      <w:pPr/>
-      <w:r>
-        <w:rPr>
-          <w:rFonts w:ascii="Consolas" w:hAnsi="Consolas" w:eastAsia="Consolas"/>
-          <w:sz w:val="20"/>
-        </w:rPr>
-        <w:t xml:space="preserve">        YOLO["yolo_detector.py\nYoloDetector\nYOLO 推理"]</w:t>
-      </w:r>
-    </w:p>
-    <w:p>
-      <w:pPr/>
-      <w:r>
-        <w:rPr>
-          <w:rFonts w:ascii="Consolas" w:hAnsi="Consolas" w:eastAsia="Consolas"/>
-          <w:sz w:val="20"/>
-        </w:rPr>
-        <w:t xml:space="preserve">        FACES["family_faces/\n家庭成员照片"]</w:t>
-      </w:r>
-    </w:p>
-    <w:p>
-      <w:pPr/>
-      <w:r>
-        <w:rPr>
-          <w:rFonts w:ascii="Consolas" w:hAnsi="Consolas" w:eastAsia="Consolas"/>
-          <w:sz w:val="20"/>
-        </w:rPr>
-        <w:t xml:space="preserve">    end</w:t>
-      </w:r>
-    </w:p>
-    <w:p>
-      <w:pPr/>
-    </w:p>
-    <w:p>
-      <w:pPr/>
-      <w:r>
-        <w:rPr>
-          <w:rFonts w:ascii="Consolas" w:hAnsi="Consolas" w:eastAsia="Consolas"/>
-          <w:sz w:val="20"/>
-        </w:rPr>
-        <w:t xml:space="preserve">    subgraph Training["training/"]</w:t>
-      </w:r>
-    </w:p>
-    <w:p>
-      <w:pPr/>
-      <w:r>
-        <w:rPr>
-          <w:rFonts w:ascii="Consolas" w:hAnsi="Consolas" w:eastAsia="Consolas"/>
-          <w:sz w:val="20"/>
-        </w:rPr>
-        <w:t xml:space="preserve">        TRAIN["train_fire.py\n模型训练脚本"]</w:t>
-      </w:r>
-    </w:p>
-    <w:p>
-      <w:pPr/>
-      <w:r>
-        <w:rPr>
-          <w:rFonts w:ascii="Consolas" w:hAnsi="Consolas" w:eastAsia="Consolas"/>
-          <w:sz w:val="20"/>
-        </w:rPr>
-        <w:t xml:space="preserve">        EXPORT["export_model.py\n模型部署脚本"]</w:t>
-      </w:r>
-    </w:p>
-    <w:p>
-      <w:pPr/>
-      <w:r>
-        <w:rPr>
-          <w:rFonts w:ascii="Consolas" w:hAnsi="Consolas" w:eastAsia="Consolas"/>
-          <w:sz w:val="20"/>
-        </w:rPr>
-        <w:t xml:space="preserve">    end</w:t>
-      </w:r>
-    </w:p>
-    <w:p>
-      <w:pPr/>
-    </w:p>
-    <w:p>
-      <w:pPr/>
-      <w:r>
-        <w:rPr>
-          <w:rFonts w:ascii="Consolas" w:hAnsi="Consolas" w:eastAsia="Consolas"/>
-          <w:sz w:val="20"/>
-        </w:rPr>
-        <w:t xml:space="preserve">    subgraph Storage["存储"]</w:t>
-      </w:r>
-    </w:p>
-    <w:p>
-      <w:pPr/>
-      <w:r>
-        <w:rPr>
-          <w:rFonts w:ascii="Consolas" w:hAnsi="Consolas" w:eastAsia="Consolas"/>
-          <w:sz w:val="20"/>
-        </w:rPr>
-        <w:t xml:space="preserve">        DB_FILE["alarms.db\n(SQLite)"]</w:t>
-      </w:r>
-    </w:p>
-    <w:p>
-      <w:pPr/>
-      <w:r>
-        <w:rPr>
-          <w:rFonts w:ascii="Consolas" w:hAnsi="Consolas" w:eastAsia="Consolas"/>
-          <w:sz w:val="20"/>
-        </w:rPr>
-        <w:t xml:space="preserve">        IMG["screenshots/\n(报警截图)"]</w:t>
-      </w:r>
-    </w:p>
-    <w:p>
-      <w:pPr/>
-      <w:r>
-        <w:rPr>
-          <w:rFonts w:ascii="Consolas" w:hAnsi="Consolas" w:eastAsia="Consolas"/>
-          <w:sz w:val="20"/>
-        </w:rPr>
-        <w:t xml:space="preserve">    end</w:t>
-      </w:r>
-    </w:p>
-    <w:p>
-      <w:pPr/>
-    </w:p>
-    <w:p>
-      <w:pPr/>
-      <w:r>
-        <w:rPr>
-          <w:rFonts w:ascii="Consolas" w:hAnsi="Consolas" w:eastAsia="Consolas"/>
-          <w:sz w:val="20"/>
-        </w:rPr>
-        <w:t xml:space="preserve">    BAT --&gt; GUI_ENTRY</w:t>
-      </w:r>
-    </w:p>
-    <w:p>
-      <w:pPr/>
-      <w:r>
-        <w:rPr>
-          <w:rFonts w:ascii="Consolas" w:hAnsi="Consolas" w:eastAsia="Consolas"/>
-          <w:sz w:val="20"/>
-        </w:rPr>
-        <w:t xml:space="preserve">    GUI_ENTRY --&gt; APP</w:t>
-      </w:r>
-    </w:p>
-    <w:p>
-      <w:pPr/>
-      <w:r>
-        <w:rPr>
-          <w:rFonts w:ascii="Consolas" w:hAnsi="Consolas" w:eastAsia="Consolas"/>
-          <w:sz w:val="20"/>
-        </w:rPr>
-        <w:t xml:space="preserve">    CLI --&gt; YOLO</w:t>
-      </w:r>
-    </w:p>
-    <w:p>
-      <w:pPr/>
-      <w:r>
-        <w:rPr>
-          <w:rFonts w:ascii="Consolas" w:hAnsi="Consolas" w:eastAsia="Consolas"/>
-          <w:sz w:val="20"/>
-        </w:rPr>
-        <w:t xml:space="preserve">    CLI --&gt; ALARM</w:t>
-      </w:r>
-    </w:p>
-    <w:p>
-      <w:pPr/>
-      <w:r>
-        <w:rPr>
-          <w:rFonts w:ascii="Consolas" w:hAnsi="Consolas" w:eastAsia="Consolas"/>
-          <w:sz w:val="20"/>
-        </w:rPr>
-        <w:t xml:space="preserve">    APP --&gt; VIDEO</w:t>
-      </w:r>
-    </w:p>
-    <w:p>
-      <w:pPr/>
-      <w:r>
-        <w:rPr>
-          <w:rFonts w:ascii="Consolas" w:hAnsi="Consolas" w:eastAsia="Consolas"/>
-          <w:sz w:val="20"/>
-        </w:rPr>
-        <w:t xml:space="preserve">    APP --&gt; STATUS</w:t>
-      </w:r>
-    </w:p>
-    <w:p>
-      <w:pPr/>
-      <w:r>
-        <w:rPr>
-          <w:rFonts w:ascii="Consolas" w:hAnsi="Consolas" w:eastAsia="Consolas"/>
-          <w:sz w:val="20"/>
-        </w:rPr>
-        <w:t xml:space="preserve">    APP --&gt; HISTORY</w:t>
-      </w:r>
-    </w:p>
-    <w:p>
-      <w:pPr/>
-      <w:r>
-        <w:rPr>
-          <w:rFonts w:ascii="Consolas" w:hAnsi="Consolas" w:eastAsia="Consolas"/>
-          <w:sz w:val="20"/>
-        </w:rPr>
-        <w:t xml:space="preserve">    APP --&gt; YOLO</w:t>
-      </w:r>
-    </w:p>
-    <w:p>
-      <w:pPr/>
-      <w:r>
-        <w:rPr>
-          <w:rFonts w:ascii="Consolas" w:hAnsi="Consolas" w:eastAsia="Consolas"/>
-          <w:sz w:val="20"/>
-        </w:rPr>
-        <w:t xml:space="preserve">    APP --&gt; ALARM</w:t>
-      </w:r>
-    </w:p>
-    <w:p>
-      <w:pPr/>
-      <w:r>
-        <w:rPr>
-          <w:rFonts w:ascii="Consolas" w:hAnsi="Consolas" w:eastAsia="Consolas"/>
-          <w:sz w:val="20"/>
-        </w:rPr>
-        <w:t xml:space="preserve">    APP --&gt; DB</w:t>
-      </w:r>
-    </w:p>
-    <w:p>
-      <w:pPr/>
-      <w:r>
-        <w:rPr>
-          <w:rFonts w:ascii="Consolas" w:hAnsi="Consolas" w:eastAsia="Consolas"/>
-          <w:sz w:val="20"/>
-        </w:rPr>
-        <w:t xml:space="preserve">    APP --&gt; FACE</w:t>
-      </w:r>
-    </w:p>
-    <w:p>
-      <w:pPr/>
-      <w:r>
-        <w:rPr>
-          <w:rFonts w:ascii="Consolas" w:hAnsi="Consolas" w:eastAsia="Consolas"/>
-          <w:sz w:val="20"/>
-        </w:rPr>
-        <w:t xml:space="preserve">    FACE --&gt; FACES</w:t>
-      </w:r>
-    </w:p>
-    <w:p>
-      <w:pPr/>
-      <w:r>
-        <w:rPr>
-          <w:rFonts w:ascii="Consolas" w:hAnsi="Consolas" w:eastAsia="Consolas"/>
-          <w:sz w:val="20"/>
-        </w:rPr>
-        <w:t xml:space="preserve">    HISTORY --&gt; DB</w:t>
-      </w:r>
-    </w:p>
-    <w:p>
-      <w:pPr/>
-      <w:r>
-        <w:rPr>
-          <w:rFonts w:ascii="Consolas" w:hAnsi="Consolas" w:eastAsia="Consolas"/>
-          <w:sz w:val="20"/>
-        </w:rPr>
-        <w:t xml:space="preserve">    DB --&gt; DB_FILE</w:t>
-      </w:r>
-    </w:p>
-    <w:p>
-      <w:pPr/>
-      <w:r>
-        <w:rPr>
-          <w:rFonts w:ascii="Consolas" w:hAnsi="Consolas" w:eastAsia="Consolas"/>
-          <w:sz w:val="20"/>
-        </w:rPr>
-        <w:t xml:space="preserve">    APP --&gt; IMG</w:t>
-      </w:r>
-    </w:p>
-    <w:p>
-      <w:pPr/>
-      <w:r>
-        <w:rPr>
-          <w:rFonts w:ascii="Consolas" w:hAnsi="Consolas" w:eastAsia="Consolas"/>
-          <w:sz w:val="20"/>
-        </w:rPr>
-        <w:t xml:space="preserve">    CLI --&gt; IMG</w:t>
+        <w:drawing>
+          <wp:inline xmlns:a="http://schemas.openxmlformats.org/drawingml/2006/main" xmlns:pic="http://schemas.openxmlformats.org/drawingml/2006/picture">
+            <wp:extent cx="5029200" cy="3335694"/>
+            <wp:docPr id="2" name="Picture 2"/>
+            <wp:cNvGraphicFramePr>
+              <a:graphicFrameLocks noChangeAspect="1"/>
+            </wp:cNvGraphicFramePr>
+            <a:graphic>
+              <a:graphicData uri="http://schemas.openxmlformats.org/drawingml/2006/picture">
+                <pic:pic>
+                  <pic:nvPicPr>
+                    <pic:cNvPr id="0" name="mermaid_37.png"/>
+                    <pic:cNvPicPr/>
+                  </pic:nvPicPr>
+                  <pic:blipFill>
+                    <a:blip r:embed="rId10"/>
+                    <a:stretch>
+                      <a:fillRect/>
+                    </a:stretch>
+                  </pic:blipFill>
+                  <pic:spPr>
+                    <a:xfrm>
+                      <a:off x="0" y="0"/>
+                      <a:ext cx="5029200" cy="3335694"/>
+                    </a:xfrm>
+                    <a:prstGeom prst="rect"/>
+                  </pic:spPr>
+                </pic:pic>
+              </a:graphicData>
+            </a:graphic>
+          </wp:inline>
+        </w:drawing>
       </w:r>
     </w:p>
     <w:p>
@@ -1443,877 +803,42 @@
       </w:r>
     </w:p>
     <w:p>
-      <w:pPr/>
+      <w:pPr>
+        <w:jc w:val="center"/>
+      </w:pPr>
       <w:r>
-        <w:rPr>
-          <w:rFonts w:ascii="Consolas" w:hAnsi="Consolas" w:eastAsia="Consolas"/>
-          <w:sz w:val="20"/>
-        </w:rPr>
-        <w:t>classDiagram</w:t>
-      </w:r>
-    </w:p>
-    <w:p>
-      <w:pPr/>
-      <w:r>
-        <w:rPr>
-          <w:rFonts w:ascii="Consolas" w:hAnsi="Consolas" w:eastAsia="Consolas"/>
-          <w:sz w:val="20"/>
-        </w:rPr>
-        <w:t xml:space="preserve">    class SecurityApp {</w:t>
-      </w:r>
-    </w:p>
-    <w:p>
-      <w:pPr/>
-      <w:r>
-        <w:rPr>
-          <w:rFonts w:ascii="Consolas" w:hAnsi="Consolas" w:eastAsia="Consolas"/>
-          <w:sz w:val="20"/>
-        </w:rPr>
-        <w:t xml:space="preserve">        -detector: YoloDetector</w:t>
-      </w:r>
-    </w:p>
-    <w:p>
-      <w:pPr/>
-      <w:r>
-        <w:rPr>
-          <w:rFonts w:ascii="Consolas" w:hAnsi="Consolas" w:eastAsia="Consolas"/>
-          <w:sz w:val="20"/>
-        </w:rPr>
-        <w:t xml:space="preserve">        -alarm_mgr: AlarmManager</w:t>
-      </w:r>
-    </w:p>
-    <w:p>
-      <w:pPr/>
-      <w:r>
-        <w:rPr>
-          <w:rFonts w:ascii="Consolas" w:hAnsi="Consolas" w:eastAsia="Consolas"/>
-          <w:sz w:val="20"/>
-        </w:rPr>
-        <w:t xml:space="preserve">        -db: DatabaseManager</w:t>
-      </w:r>
-    </w:p>
-    <w:p>
-      <w:pPr/>
-      <w:r>
-        <w:rPr>
-          <w:rFonts w:ascii="Consolas" w:hAnsi="Consolas" w:eastAsia="Consolas"/>
-          <w:sz w:val="20"/>
-        </w:rPr>
-        <w:t xml:space="preserve">        -face_recognizer: FaceRecognizer</w:t>
-      </w:r>
-    </w:p>
-    <w:p>
-      <w:pPr/>
-      <w:r>
-        <w:rPr>
-          <w:rFonts w:ascii="Consolas" w:hAnsi="Consolas" w:eastAsia="Consolas"/>
-          <w:sz w:val="20"/>
-        </w:rPr>
-        <w:t xml:space="preserve">        -cap: VideoCapture</w:t>
-      </w:r>
-    </w:p>
-    <w:p>
-      <w:pPr/>
-      <w:r>
-        <w:rPr>
-          <w:rFonts w:ascii="Consolas" w:hAnsi="Consolas" w:eastAsia="Consolas"/>
-          <w:sz w:val="20"/>
-        </w:rPr>
-        <w:t xml:space="preserve">        -video_panel: VideoFeedPanel</w:t>
-      </w:r>
-    </w:p>
-    <w:p>
-      <w:pPr/>
-      <w:r>
-        <w:rPr>
-          <w:rFonts w:ascii="Consolas" w:hAnsi="Consolas" w:eastAsia="Consolas"/>
-          <w:sz w:val="20"/>
-        </w:rPr>
-        <w:t xml:space="preserve">        -status_panel: StatusPanel</w:t>
-      </w:r>
-    </w:p>
-    <w:p>
-      <w:pPr/>
-      <w:r>
-        <w:rPr>
-          <w:rFonts w:ascii="Consolas" w:hAnsi="Consolas" w:eastAsia="Consolas"/>
-          <w:sz w:val="20"/>
-        </w:rPr>
-        <w:t xml:space="preserve">        -history_panel: HistoryPanel</w:t>
-      </w:r>
-    </w:p>
-    <w:p>
-      <w:pPr/>
-      <w:r>
-        <w:rPr>
-          <w:rFonts w:ascii="Consolas" w:hAnsi="Consolas" w:eastAsia="Consolas"/>
-          <w:sz w:val="20"/>
-        </w:rPr>
-        <w:t xml:space="preserve">        +__init__(root: Tk)</w:t>
-      </w:r>
-    </w:p>
-    <w:p>
-      <w:pPr/>
-      <w:r>
-        <w:rPr>
-          <w:rFonts w:ascii="Consolas" w:hAnsi="Consolas" w:eastAsia="Consolas"/>
-          <w:sz w:val="20"/>
-        </w:rPr>
-        <w:t xml:space="preserve">        +on_close()</w:t>
-      </w:r>
-    </w:p>
-    <w:p>
-      <w:pPr/>
-      <w:r>
-        <w:rPr>
-          <w:rFonts w:ascii="Consolas" w:hAnsi="Consolas" w:eastAsia="Consolas"/>
-          <w:sz w:val="20"/>
-        </w:rPr>
-        <w:t xml:space="preserve">        -_build_ui()</w:t>
-      </w:r>
-    </w:p>
-    <w:p>
-      <w:pPr/>
-      <w:r>
-        <w:rPr>
-          <w:rFonts w:ascii="Consolas" w:hAnsi="Consolas" w:eastAsia="Consolas"/>
-          <w:sz w:val="20"/>
-        </w:rPr>
-        <w:t xml:space="preserve">        -_detection_loop()</w:t>
-      </w:r>
-    </w:p>
-    <w:p>
-      <w:pPr/>
-      <w:r>
-        <w:rPr>
-          <w:rFonts w:ascii="Consolas" w:hAnsi="Consolas" w:eastAsia="Consolas"/>
-          <w:sz w:val="20"/>
-        </w:rPr>
-        <w:t xml:space="preserve">        -_process_frame(frame)</w:t>
-      </w:r>
-    </w:p>
-    <w:p>
-      <w:pPr/>
-      <w:r>
-        <w:rPr>
-          <w:rFonts w:ascii="Consolas" w:hAnsi="Consolas" w:eastAsia="Consolas"/>
-          <w:sz w:val="20"/>
-        </w:rPr>
-        <w:t xml:space="preserve">        -_save_alarm(event_type)</w:t>
-      </w:r>
-    </w:p>
-    <w:p>
-      <w:pPr/>
-      <w:r>
-        <w:rPr>
-          <w:rFonts w:ascii="Consolas" w:hAnsi="Consolas" w:eastAsia="Consolas"/>
-          <w:sz w:val="20"/>
-        </w:rPr>
-        <w:t xml:space="preserve">        -_check_time_in_range(start, end) bool</w:t>
-      </w:r>
-    </w:p>
-    <w:p>
-      <w:pPr/>
-      <w:r>
-        <w:rPr>
-          <w:rFonts w:ascii="Consolas" w:hAnsi="Consolas" w:eastAsia="Consolas"/>
-          <w:sz w:val="20"/>
-        </w:rPr>
-        <w:t xml:space="preserve">    }</w:t>
-      </w:r>
-    </w:p>
-    <w:p>
-      <w:pPr/>
-    </w:p>
-    <w:p>
-      <w:pPr/>
-      <w:r>
-        <w:rPr>
-          <w:rFonts w:ascii="Consolas" w:hAnsi="Consolas" w:eastAsia="Consolas"/>
-          <w:sz w:val="20"/>
-        </w:rPr>
-        <w:t xml:space="preserve">    class YoloDetector {</w:t>
-      </w:r>
-    </w:p>
-    <w:p>
-      <w:pPr/>
-      <w:r>
-        <w:rPr>
-          <w:rFonts w:ascii="Consolas" w:hAnsi="Consolas" w:eastAsia="Consolas"/>
-          <w:sz w:val="20"/>
-        </w:rPr>
-        <w:t xml:space="preserve">        -person_model: YOLO</w:t>
-      </w:r>
-    </w:p>
-    <w:p>
-      <w:pPr/>
-      <w:r>
-        <w:rPr>
-          <w:rFonts w:ascii="Consolas" w:hAnsi="Consolas" w:eastAsia="Consolas"/>
-          <w:sz w:val="20"/>
-        </w:rPr>
-        <w:t xml:space="preserve">        -fire_model: YOLO</w:t>
-      </w:r>
-    </w:p>
-    <w:p>
-      <w:pPr/>
-      <w:r>
-        <w:rPr>
-          <w:rFonts w:ascii="Consolas" w:hAnsi="Consolas" w:eastAsia="Consolas"/>
-          <w:sz w:val="20"/>
-        </w:rPr>
-        <w:t xml:space="preserve">        -_person_conf: float</w:t>
-      </w:r>
-    </w:p>
-    <w:p>
-      <w:pPr/>
-      <w:r>
-        <w:rPr>
-          <w:rFonts w:ascii="Consolas" w:hAnsi="Consolas" w:eastAsia="Consolas"/>
-          <w:sz w:val="20"/>
-        </w:rPr>
-        <w:t xml:space="preserve">        -_person_classes: list</w:t>
-      </w:r>
-    </w:p>
-    <w:p>
-      <w:pPr/>
-      <w:r>
-        <w:rPr>
-          <w:rFonts w:ascii="Consolas" w:hAnsi="Consolas" w:eastAsia="Consolas"/>
-          <w:sz w:val="20"/>
-        </w:rPr>
-        <w:t xml:space="preserve">        -_fire_conf: float</w:t>
-      </w:r>
-    </w:p>
-    <w:p>
-      <w:pPr/>
-      <w:r>
-        <w:rPr>
-          <w:rFonts w:ascii="Consolas" w:hAnsi="Consolas" w:eastAsia="Consolas"/>
-          <w:sz w:val="20"/>
-        </w:rPr>
-        <w:t xml:space="preserve">        -_fire_classes: list</w:t>
-      </w:r>
-    </w:p>
-    <w:p>
-      <w:pPr/>
-      <w:r>
-        <w:rPr>
-          <w:rFonts w:ascii="Consolas" w:hAnsi="Consolas" w:eastAsia="Consolas"/>
-          <w:sz w:val="20"/>
-        </w:rPr>
-        <w:t xml:space="preserve">        +__init__(config)</w:t>
-      </w:r>
-    </w:p>
-    <w:p>
-      <w:pPr/>
-      <w:r>
-        <w:rPr>
-          <w:rFonts w:ascii="Consolas" w:hAnsi="Consolas" w:eastAsia="Consolas"/>
-          <w:sz w:val="20"/>
-        </w:rPr>
-        <w:t xml:space="preserve">        +detect_person(frame) tuple</w:t>
-      </w:r>
-    </w:p>
-    <w:p>
-      <w:pPr/>
-      <w:r>
-        <w:rPr>
-          <w:rFonts w:ascii="Consolas" w:hAnsi="Consolas" w:eastAsia="Consolas"/>
-          <w:sz w:val="20"/>
-        </w:rPr>
-        <w:t xml:space="preserve">        +detect_fire(frame) tuple</w:t>
-      </w:r>
-    </w:p>
-    <w:p>
-      <w:pPr/>
-      <w:r>
-        <w:rPr>
-          <w:rFonts w:ascii="Consolas" w:hAnsi="Consolas" w:eastAsia="Consolas"/>
-          <w:sz w:val="20"/>
-        </w:rPr>
-        <w:t xml:space="preserve">    }</w:t>
-      </w:r>
-    </w:p>
-    <w:p>
-      <w:pPr/>
-    </w:p>
-    <w:p>
-      <w:pPr/>
-      <w:r>
-        <w:rPr>
-          <w:rFonts w:ascii="Consolas" w:hAnsi="Consolas" w:eastAsia="Consolas"/>
-          <w:sz w:val="20"/>
-        </w:rPr>
-        <w:t xml:space="preserve">    class AlarmManager {</w:t>
-      </w:r>
-    </w:p>
-    <w:p>
-      <w:pPr/>
-      <w:r>
-        <w:rPr>
-          <w:rFonts w:ascii="Consolas" w:hAnsi="Consolas" w:eastAsia="Consolas"/>
-          <w:sz w:val="20"/>
-        </w:rPr>
-        <w:t xml:space="preserve">        -cooldown: float</w:t>
-      </w:r>
-    </w:p>
-    <w:p>
-      <w:pPr/>
-      <w:r>
-        <w:rPr>
-          <w:rFonts w:ascii="Consolas" w:hAnsi="Consolas" w:eastAsia="Consolas"/>
-          <w:sz w:val="20"/>
-        </w:rPr>
-        <w:t xml:space="preserve">        -last_alarm_time: dict</w:t>
-      </w:r>
-    </w:p>
-    <w:p>
-      <w:pPr/>
-      <w:r>
-        <w:rPr>
-          <w:rFonts w:ascii="Consolas" w:hAnsi="Consolas" w:eastAsia="Consolas"/>
-          <w:sz w:val="20"/>
-        </w:rPr>
-        <w:t xml:space="preserve">        +should_trigger_alarm(event_type) bool</w:t>
-      </w:r>
-    </w:p>
-    <w:p>
-      <w:pPr/>
-      <w:r>
-        <w:rPr>
-          <w:rFonts w:ascii="Consolas" w:hAnsi="Consolas" w:eastAsia="Consolas"/>
-          <w:sz w:val="20"/>
-        </w:rPr>
-        <w:t xml:space="preserve">    }</w:t>
-      </w:r>
-    </w:p>
-    <w:p>
-      <w:pPr/>
-    </w:p>
-    <w:p>
-      <w:pPr/>
-      <w:r>
-        <w:rPr>
-          <w:rFonts w:ascii="Consolas" w:hAnsi="Consolas" w:eastAsia="Consolas"/>
-          <w:sz w:val="20"/>
-        </w:rPr>
-        <w:t xml:space="preserve">    class DatabaseManager {</w:t>
-      </w:r>
-    </w:p>
-    <w:p>
-      <w:pPr/>
-      <w:r>
-        <w:rPr>
-          <w:rFonts w:ascii="Consolas" w:hAnsi="Consolas" w:eastAsia="Consolas"/>
-          <w:sz w:val="20"/>
-        </w:rPr>
-        <w:t xml:space="preserve">        -conn: Connection</w:t>
-      </w:r>
-    </w:p>
-    <w:p>
-      <w:pPr/>
-      <w:r>
-        <w:rPr>
-          <w:rFonts w:ascii="Consolas" w:hAnsi="Consolas" w:eastAsia="Consolas"/>
-          <w:sz w:val="20"/>
-        </w:rPr>
-        <w:t xml:space="preserve">        +insert_alarm(event_type, image_path) int</w:t>
-      </w:r>
-    </w:p>
-    <w:p>
-      <w:pPr/>
-      <w:r>
-        <w:rPr>
-          <w:rFonts w:ascii="Consolas" w:hAnsi="Consolas" w:eastAsia="Consolas"/>
-          <w:sz w:val="20"/>
-        </w:rPr>
-        <w:t xml:space="preserve">        +get_recent_alarms(limit) list</w:t>
-      </w:r>
-    </w:p>
-    <w:p>
-      <w:pPr/>
-      <w:r>
-        <w:rPr>
-          <w:rFonts w:ascii="Consolas" w:hAnsi="Consolas" w:eastAsia="Consolas"/>
-          <w:sz w:val="20"/>
-        </w:rPr>
-        <w:t xml:space="preserve">        +get_alarms_by_type(event_type, limit) list</w:t>
-      </w:r>
-    </w:p>
-    <w:p>
-      <w:pPr/>
-      <w:r>
-        <w:rPr>
-          <w:rFonts w:ascii="Consolas" w:hAnsi="Consolas" w:eastAsia="Consolas"/>
-          <w:sz w:val="20"/>
-        </w:rPr>
-        <w:t xml:space="preserve">        +delete_alarm(alarm_id)</w:t>
-      </w:r>
-    </w:p>
-    <w:p>
-      <w:pPr/>
-      <w:r>
-        <w:rPr>
-          <w:rFonts w:ascii="Consolas" w:hAnsi="Consolas" w:eastAsia="Consolas"/>
-          <w:sz w:val="20"/>
-        </w:rPr>
-        <w:t xml:space="preserve">        +clear_all()</w:t>
-      </w:r>
-    </w:p>
-    <w:p>
-      <w:pPr/>
-      <w:r>
-        <w:rPr>
-          <w:rFonts w:ascii="Consolas" w:hAnsi="Consolas" w:eastAsia="Consolas"/>
-          <w:sz w:val="20"/>
-        </w:rPr>
-        <w:t xml:space="preserve">        +close()</w:t>
-      </w:r>
-    </w:p>
-    <w:p>
-      <w:pPr/>
-      <w:r>
-        <w:rPr>
-          <w:rFonts w:ascii="Consolas" w:hAnsi="Consolas" w:eastAsia="Consolas"/>
-          <w:sz w:val="20"/>
-        </w:rPr>
-        <w:t xml:space="preserve">    }</w:t>
-      </w:r>
-    </w:p>
-    <w:p>
-      <w:pPr/>
-    </w:p>
-    <w:p>
-      <w:pPr/>
-      <w:r>
-        <w:rPr>
-          <w:rFonts w:ascii="Consolas" w:hAnsi="Consolas" w:eastAsia="Consolas"/>
-          <w:sz w:val="20"/>
-        </w:rPr>
-        <w:t xml:space="preserve">    class VideoFeedPanel {</w:t>
-      </w:r>
-    </w:p>
-    <w:p>
-      <w:pPr/>
-      <w:r>
-        <w:rPr>
-          <w:rFonts w:ascii="Consolas" w:hAnsi="Consolas" w:eastAsia="Consolas"/>
-          <w:sz w:val="20"/>
-        </w:rPr>
-        <w:t xml:space="preserve">        -_video_label: Label</w:t>
-      </w:r>
-    </w:p>
-    <w:p>
-      <w:pPr/>
-      <w:r>
-        <w:rPr>
-          <w:rFonts w:ascii="Consolas" w:hAnsi="Consolas" w:eastAsia="Consolas"/>
-          <w:sz w:val="20"/>
-        </w:rPr>
-        <w:t xml:space="preserve">        -_current_photo: PhotoImage</w:t>
-      </w:r>
-    </w:p>
-    <w:p>
-      <w:pPr/>
-      <w:r>
-        <w:rPr>
-          <w:rFonts w:ascii="Consolas" w:hAnsi="Consolas" w:eastAsia="Consolas"/>
-          <w:sz w:val="20"/>
-        </w:rPr>
-        <w:t xml:space="preserve">        -_placeholder: PhotoImage</w:t>
-      </w:r>
-    </w:p>
-    <w:p>
-      <w:pPr/>
-      <w:r>
-        <w:rPr>
-          <w:rFonts w:ascii="Consolas" w:hAnsi="Consolas" w:eastAsia="Consolas"/>
-          <w:sz w:val="20"/>
-        </w:rPr>
-        <w:t xml:space="preserve">        +update_frame(frame)</w:t>
-      </w:r>
-    </w:p>
-    <w:p>
-      <w:pPr/>
-      <w:r>
-        <w:rPr>
-          <w:rFonts w:ascii="Consolas" w:hAnsi="Consolas" w:eastAsia="Consolas"/>
-          <w:sz w:val="20"/>
-        </w:rPr>
-        <w:t xml:space="preserve">        +show_placeholder()</w:t>
-      </w:r>
-    </w:p>
-    <w:p>
-      <w:pPr/>
-      <w:r>
-        <w:rPr>
-          <w:rFonts w:ascii="Consolas" w:hAnsi="Consolas" w:eastAsia="Consolas"/>
-          <w:sz w:val="20"/>
-        </w:rPr>
-        <w:t xml:space="preserve">    }</w:t>
-      </w:r>
-    </w:p>
-    <w:p>
-      <w:pPr/>
-    </w:p>
-    <w:p>
-      <w:pPr/>
-      <w:r>
-        <w:rPr>
-          <w:rFonts w:ascii="Consolas" w:hAnsi="Consolas" w:eastAsia="Consolas"/>
-          <w:sz w:val="20"/>
-        </w:rPr>
-        <w:t xml:space="preserve">    class StatusPanel {</w:t>
-      </w:r>
-    </w:p>
-    <w:p>
-      <w:pPr/>
-      <w:r>
-        <w:rPr>
-          <w:rFonts w:ascii="Consolas" w:hAnsi="Consolas" w:eastAsia="Consolas"/>
-          <w:sz w:val="20"/>
-        </w:rPr>
-        <w:t xml:space="preserve">        +update_person_status(is_night, detected, is_stranger)</w:t>
-      </w:r>
-    </w:p>
-    <w:p>
-      <w:pPr/>
-      <w:r>
-        <w:rPr>
-          <w:rFonts w:ascii="Consolas" w:hAnsi="Consolas" w:eastAsia="Consolas"/>
-          <w:sz w:val="20"/>
-        </w:rPr>
-        <w:t xml:space="preserve">        +update_fire_status(detected)</w:t>
-      </w:r>
-    </w:p>
-    <w:p>
-      <w:pPr/>
-      <w:r>
-        <w:rPr>
-          <w:rFonts w:ascii="Consolas" w:hAnsi="Consolas" w:eastAsia="Consolas"/>
-          <w:sz w:val="20"/>
-        </w:rPr>
-        <w:t xml:space="preserve">        +update_fps(fps)</w:t>
-      </w:r>
-    </w:p>
-    <w:p>
-      <w:pPr/>
-      <w:r>
-        <w:rPr>
-          <w:rFonts w:ascii="Consolas" w:hAnsi="Consolas" w:eastAsia="Consolas"/>
-          <w:sz w:val="20"/>
-        </w:rPr>
-        <w:t xml:space="preserve">        +update_last_alarm(info)</w:t>
-      </w:r>
-    </w:p>
-    <w:p>
-      <w:pPr/>
-      <w:r>
-        <w:rPr>
-          <w:rFonts w:ascii="Consolas" w:hAnsi="Consolas" w:eastAsia="Consolas"/>
-          <w:sz w:val="20"/>
-        </w:rPr>
-        <w:t xml:space="preserve">        +update_camera_status(connected)</w:t>
-      </w:r>
-    </w:p>
-    <w:p>
-      <w:pPr/>
-      <w:r>
-        <w:rPr>
-          <w:rFonts w:ascii="Consolas" w:hAnsi="Consolas" w:eastAsia="Consolas"/>
-          <w:sz w:val="20"/>
-        </w:rPr>
-        <w:t xml:space="preserve">    }</w:t>
-      </w:r>
-    </w:p>
-    <w:p>
-      <w:pPr/>
-    </w:p>
-    <w:p>
-      <w:pPr/>
-      <w:r>
-        <w:rPr>
-          <w:rFonts w:ascii="Consolas" w:hAnsi="Consolas" w:eastAsia="Consolas"/>
-          <w:sz w:val="20"/>
-        </w:rPr>
-        <w:t xml:space="preserve">    class FaceRecognizer {</w:t>
-      </w:r>
-    </w:p>
-    <w:p>
-      <w:pPr/>
-      <w:r>
-        <w:rPr>
-          <w:rFonts w:ascii="Consolas" w:hAnsi="Consolas" w:eastAsia="Consolas"/>
-          <w:sz w:val="20"/>
-        </w:rPr>
-        <w:t xml:space="preserve">        -_face_cascade: CascadeClassifier</w:t>
-      </w:r>
-    </w:p>
-    <w:p>
-      <w:pPr/>
-      <w:r>
-        <w:rPr>
-          <w:rFonts w:ascii="Consolas" w:hAnsi="Consolas" w:eastAsia="Consolas"/>
-          <w:sz w:val="20"/>
-        </w:rPr>
-        <w:t xml:space="preserve">        -_recognizer: LBPHFaceRecognizer</w:t>
-      </w:r>
-    </w:p>
-    <w:p>
-      <w:pPr/>
-      <w:r>
-        <w:rPr>
-          <w:rFonts w:ascii="Consolas" w:hAnsi="Consolas" w:eastAsia="Consolas"/>
-          <w:sz w:val="20"/>
-        </w:rPr>
-        <w:t xml:space="preserve">        -_labels: list</w:t>
-      </w:r>
-    </w:p>
-    <w:p>
-      <w:pPr/>
-      <w:r>
-        <w:rPr>
-          <w:rFonts w:ascii="Consolas" w:hAnsi="Consolas" w:eastAsia="Consolas"/>
-          <w:sz w:val="20"/>
-        </w:rPr>
-        <w:t xml:space="preserve">        -_trained: bool</w:t>
-      </w:r>
-    </w:p>
-    <w:p>
-      <w:pPr/>
-      <w:r>
-        <w:rPr>
-          <w:rFonts w:ascii="Consolas" w:hAnsi="Consolas" w:eastAsia="Consolas"/>
-          <w:sz w:val="20"/>
-        </w:rPr>
-        <w:t xml:space="preserve">        -_tolerance: float</w:t>
-      </w:r>
-    </w:p>
-    <w:p>
-      <w:pPr/>
-      <w:r>
-        <w:rPr>
-          <w:rFonts w:ascii="Consolas" w:hAnsi="Consolas" w:eastAsia="Consolas"/>
-          <w:sz w:val="20"/>
-        </w:rPr>
-        <w:t xml:space="preserve">        +__init__(faces_dir, tolerance)</w:t>
-      </w:r>
-    </w:p>
-    <w:p>
-      <w:pPr/>
-      <w:r>
-        <w:rPr>
-          <w:rFonts w:ascii="Consolas" w:hAnsi="Consolas" w:eastAsia="Consolas"/>
-          <w:sz w:val="20"/>
-        </w:rPr>
-        <w:t xml:space="preserve">        +is_stranger(frame) bool</w:t>
-      </w:r>
-    </w:p>
-    <w:p>
-      <w:pPr/>
-      <w:r>
-        <w:rPr>
-          <w:rFonts w:ascii="Consolas" w:hAnsi="Consolas" w:eastAsia="Consolas"/>
-          <w:sz w:val="20"/>
-        </w:rPr>
-        <w:t xml:space="preserve">        +detect_faces(frame) list</w:t>
-      </w:r>
-    </w:p>
-    <w:p>
-      <w:pPr/>
-      <w:r>
-        <w:rPr>
-          <w:rFonts w:ascii="Consolas" w:hAnsi="Consolas" w:eastAsia="Consolas"/>
-          <w:sz w:val="20"/>
-        </w:rPr>
-        <w:t xml:space="preserve">        +trained: bool</w:t>
-      </w:r>
-    </w:p>
-    <w:p>
-      <w:pPr/>
-      <w:r>
-        <w:rPr>
-          <w:rFonts w:ascii="Consolas" w:hAnsi="Consolas" w:eastAsia="Consolas"/>
-          <w:sz w:val="20"/>
-        </w:rPr>
-        <w:t xml:space="preserve">        +member_count: int</w:t>
-      </w:r>
-    </w:p>
-    <w:p>
-      <w:pPr/>
-      <w:r>
-        <w:rPr>
-          <w:rFonts w:ascii="Consolas" w:hAnsi="Consolas" w:eastAsia="Consolas"/>
-          <w:sz w:val="20"/>
-        </w:rPr>
-        <w:t xml:space="preserve">    }</w:t>
-      </w:r>
-    </w:p>
-    <w:p>
-      <w:pPr/>
-    </w:p>
-    <w:p>
-      <w:pPr/>
-      <w:r>
-        <w:rPr>
-          <w:rFonts w:ascii="Consolas" w:hAnsi="Consolas" w:eastAsia="Consolas"/>
-          <w:sz w:val="20"/>
-        </w:rPr>
-        <w:t xml:space="preserve">    class HistoryPanel {</w:t>
-      </w:r>
-    </w:p>
-    <w:p>
-      <w:pPr/>
-      <w:r>
-        <w:rPr>
-          <w:rFonts w:ascii="Consolas" w:hAnsi="Consolas" w:eastAsia="Consolas"/>
-          <w:sz w:val="20"/>
-        </w:rPr>
-        <w:t xml:space="preserve">        -_db: DatabaseManager</w:t>
-      </w:r>
-    </w:p>
-    <w:p>
-      <w:pPr/>
-      <w:r>
-        <w:rPr>
-          <w:rFonts w:ascii="Consolas" w:hAnsi="Consolas" w:eastAsia="Consolas"/>
-          <w:sz w:val="20"/>
-        </w:rPr>
-        <w:t xml:space="preserve">        -_tree: Treeview</w:t>
-      </w:r>
-    </w:p>
-    <w:p>
-      <w:pPr/>
-      <w:r>
-        <w:rPr>
-          <w:rFonts w:ascii="Consolas" w:hAnsi="Consolas" w:eastAsia="Consolas"/>
-          <w:sz w:val="20"/>
-        </w:rPr>
-        <w:t xml:space="preserve">        +refresh()</w:t>
-      </w:r>
-    </w:p>
-    <w:p>
-      <w:pPr/>
-      <w:r>
-        <w:rPr>
-          <w:rFonts w:ascii="Consolas" w:hAnsi="Consolas" w:eastAsia="Consolas"/>
-          <w:sz w:val="20"/>
-        </w:rPr>
-        <w:t xml:space="preserve">        +get_selected_alarm() tuple</w:t>
-      </w:r>
-    </w:p>
-    <w:p>
-      <w:pPr/>
-      <w:r>
-        <w:rPr>
-          <w:rFonts w:ascii="Consolas" w:hAnsi="Consolas" w:eastAsia="Consolas"/>
-          <w:sz w:val="20"/>
-        </w:rPr>
-        <w:t xml:space="preserve">        +delete_selected() bool</w:t>
-      </w:r>
-    </w:p>
-    <w:p>
-      <w:pPr/>
-      <w:r>
-        <w:rPr>
-          <w:rFonts w:ascii="Consolas" w:hAnsi="Consolas" w:eastAsia="Consolas"/>
-          <w:sz w:val="20"/>
-        </w:rPr>
-        <w:t xml:space="preserve">        +clear_all()</w:t>
-      </w:r>
-    </w:p>
-    <w:p>
-      <w:pPr/>
-      <w:r>
-        <w:rPr>
-          <w:rFonts w:ascii="Consolas" w:hAnsi="Consolas" w:eastAsia="Consolas"/>
-          <w:sz w:val="20"/>
-        </w:rPr>
-        <w:t xml:space="preserve">    }</w:t>
-      </w:r>
-    </w:p>
-    <w:p>
-      <w:pPr/>
-    </w:p>
-    <w:p>
-      <w:pPr/>
-      <w:r>
-        <w:rPr>
-          <w:rFonts w:ascii="Consolas" w:hAnsi="Consolas" w:eastAsia="Consolas"/>
-          <w:sz w:val="20"/>
-        </w:rPr>
-        <w:t xml:space="preserve">    SecurityApp --&gt; YoloDetector</w:t>
-      </w:r>
-    </w:p>
-    <w:p>
-      <w:pPr/>
-      <w:r>
-        <w:rPr>
-          <w:rFonts w:ascii="Consolas" w:hAnsi="Consolas" w:eastAsia="Consolas"/>
-          <w:sz w:val="20"/>
-        </w:rPr>
-        <w:t xml:space="preserve">    SecurityApp --&gt; AlarmManager</w:t>
-      </w:r>
-    </w:p>
-    <w:p>
-      <w:pPr/>
-      <w:r>
-        <w:rPr>
-          <w:rFonts w:ascii="Consolas" w:hAnsi="Consolas" w:eastAsia="Consolas"/>
-          <w:sz w:val="20"/>
-        </w:rPr>
-        <w:t xml:space="preserve">    SecurityApp --&gt; DatabaseManager</w:t>
-      </w:r>
-    </w:p>
-    <w:p>
-      <w:pPr/>
-      <w:r>
-        <w:rPr>
-          <w:rFonts w:ascii="Consolas" w:hAnsi="Consolas" w:eastAsia="Consolas"/>
-          <w:sz w:val="20"/>
-        </w:rPr>
-        <w:t xml:space="preserve">    SecurityApp --&gt; FaceRecognizer</w:t>
-      </w:r>
-    </w:p>
-    <w:p>
-      <w:pPr/>
-      <w:r>
-        <w:rPr>
-          <w:rFonts w:ascii="Consolas" w:hAnsi="Consolas" w:eastAsia="Consolas"/>
-          <w:sz w:val="20"/>
-        </w:rPr>
-        <w:t xml:space="preserve">    SecurityApp --&gt; VideoFeedPanel</w:t>
-      </w:r>
-    </w:p>
-    <w:p>
-      <w:pPr/>
-      <w:r>
-        <w:rPr>
-          <w:rFonts w:ascii="Consolas" w:hAnsi="Consolas" w:eastAsia="Consolas"/>
-          <w:sz w:val="20"/>
-        </w:rPr>
-        <w:t xml:space="preserve">    SecurityApp --&gt; StatusPanel</w:t>
-      </w:r>
-    </w:p>
-    <w:p>
-      <w:pPr/>
-      <w:r>
-        <w:rPr>
-          <w:rFonts w:ascii="Consolas" w:hAnsi="Consolas" w:eastAsia="Consolas"/>
-          <w:sz w:val="20"/>
-        </w:rPr>
-        <w:t xml:space="preserve">    SecurityApp --&gt; HistoryPanel</w:t>
-      </w:r>
-    </w:p>
-    <w:p>
-      <w:pPr/>
-      <w:r>
-        <w:rPr>
-          <w:rFonts w:ascii="Consolas" w:hAnsi="Consolas" w:eastAsia="Consolas"/>
-          <w:sz w:val="20"/>
-        </w:rPr>
-        <w:t xml:space="preserve">    HistoryPanel --&gt; DatabaseManager</w:t>
+        <w:drawing>
+          <wp:inline xmlns:a="http://schemas.openxmlformats.org/drawingml/2006/main" xmlns:pic="http://schemas.openxmlformats.org/drawingml/2006/picture">
+            <wp:extent cx="5029200" cy="2540259"/>
+            <wp:docPr id="3" name="Picture 3"/>
+            <wp:cNvGraphicFramePr>
+              <a:graphicFrameLocks noChangeAspect="1"/>
+            </wp:cNvGraphicFramePr>
+            <a:graphic>
+              <a:graphicData uri="http://schemas.openxmlformats.org/drawingml/2006/picture">
+                <pic:pic>
+                  <pic:nvPicPr>
+                    <pic:cNvPr id="0" name="mermaid_76.png"/>
+                    <pic:cNvPicPr/>
+                  </pic:nvPicPr>
+                  <pic:blipFill>
+                    <a:blip r:embed="rId11"/>
+                    <a:stretch>
+                      <a:fillRect/>
+                    </a:stretch>
+                  </pic:blipFill>
+                  <pic:spPr>
+                    <a:xfrm>
+                      <a:off x="0" y="0"/>
+                      <a:ext cx="5029200" cy="2540259"/>
+                    </a:xfrm>
+                    <a:prstGeom prst="rect"/>
+                  </pic:spPr>
+                </pic:pic>
+              </a:graphicData>
+            </a:graphic>
+          </wp:inline>
+        </w:drawing>
       </w:r>
     </w:p>
     <w:p>
@@ -2951,7 +1476,7 @@
                 <w:rFonts w:ascii="SimSun" w:hAnsi="SimSun" w:eastAsia="SimSun"/>
                 <w:sz w:val="21"/>
               </w:rPr>
-              <w:t>`faces_dir: str, tolerance: float = 80.0`</w:t>
+              <w:t>`faces_dir: str, tolerance: float = 0.68`</w:t>
             </w:r>
           </w:p>
         </w:tc>
@@ -2981,7 +1506,7 @@
                 <w:rFonts w:ascii="SimSun" w:hAnsi="SimSun" w:eastAsia="SimSun"/>
                 <w:sz w:val="21"/>
               </w:rPr>
-              <w:t>加载家庭成员照片并训练 LBPH 识别器</w:t>
+              <w:t>加载家庭成员照片并训练 ArcFace 识别器</w:t>
             </w:r>
           </w:p>
         </w:tc>
@@ -3883,73 +2408,42 @@
       </w:r>
     </w:p>
     <w:p>
-      <w:pPr/>
+      <w:pPr>
+        <w:jc w:val="center"/>
+      </w:pPr>
       <w:r>
-        <w:rPr>
-          <w:rFonts w:ascii="Consolas" w:hAnsi="Consolas" w:eastAsia="Consolas"/>
-          <w:sz w:val="20"/>
-        </w:rPr>
-        <w:t>erDiagram</w:t>
-      </w:r>
-    </w:p>
-    <w:p>
-      <w:pPr/>
-      <w:r>
-        <w:rPr>
-          <w:rFonts w:ascii="Consolas" w:hAnsi="Consolas" w:eastAsia="Consolas"/>
-          <w:sz w:val="20"/>
-        </w:rPr>
-        <w:t xml:space="preserve">    ALARMS {</w:t>
-      </w:r>
-    </w:p>
-    <w:p>
-      <w:pPr/>
-      <w:r>
-        <w:rPr>
-          <w:rFonts w:ascii="Consolas" w:hAnsi="Consolas" w:eastAsia="Consolas"/>
-          <w:sz w:val="20"/>
-        </w:rPr>
-        <w:t xml:space="preserve">        INTEGER id PK "自增主键"</w:t>
-      </w:r>
-    </w:p>
-    <w:p>
-      <w:pPr/>
-      <w:r>
-        <w:rPr>
-          <w:rFonts w:ascii="Consolas" w:hAnsi="Consolas" w:eastAsia="Consolas"/>
-          <w:sz w:val="20"/>
-        </w:rPr>
-        <w:t xml:space="preserve">        TEXT event_type "报警类型: fire / person"</w:t>
-      </w:r>
-    </w:p>
-    <w:p>
-      <w:pPr/>
-      <w:r>
-        <w:rPr>
-          <w:rFonts w:ascii="Consolas" w:hAnsi="Consolas" w:eastAsia="Consolas"/>
-          <w:sz w:val="20"/>
-        </w:rPr>
-        <w:t xml:space="preserve">        TEXT timestamp "报警时间 YYYY-MM-DD HH:MM:SS"</w:t>
-      </w:r>
-    </w:p>
-    <w:p>
-      <w:pPr/>
-      <w:r>
-        <w:rPr>
-          <w:rFonts w:ascii="Consolas" w:hAnsi="Consolas" w:eastAsia="Consolas"/>
-          <w:sz w:val="20"/>
-        </w:rPr>
-        <w:t xml:space="preserve">        TEXT image_path "截图文件路径"</w:t>
-      </w:r>
-    </w:p>
-    <w:p>
-      <w:pPr/>
-      <w:r>
-        <w:rPr>
-          <w:rFonts w:ascii="Consolas" w:hAnsi="Consolas" w:eastAsia="Consolas"/>
-          <w:sz w:val="20"/>
-        </w:rPr>
-        <w:t xml:space="preserve">    }</w:t>
+        <w:drawing>
+          <wp:inline xmlns:a="http://schemas.openxmlformats.org/drawingml/2006/main" xmlns:pic="http://schemas.openxmlformats.org/drawingml/2006/picture">
+            <wp:extent cx="5029200" cy="2254807"/>
+            <wp:docPr id="4" name="Picture 4"/>
+            <wp:cNvGraphicFramePr>
+              <a:graphicFrameLocks noChangeAspect="1"/>
+            </wp:cNvGraphicFramePr>
+            <a:graphic>
+              <a:graphicData uri="http://schemas.openxmlformats.org/drawingml/2006/picture">
+                <pic:pic>
+                  <pic:nvPicPr>
+                    <pic:cNvPr id="0" name="mermaid_91.png"/>
+                    <pic:cNvPicPr/>
+                  </pic:nvPicPr>
+                  <pic:blipFill>
+                    <a:blip r:embed="rId12"/>
+                    <a:stretch>
+                      <a:fillRect/>
+                    </a:stretch>
+                  </pic:blipFill>
+                  <pic:spPr>
+                    <a:xfrm>
+                      <a:off x="0" y="0"/>
+                      <a:ext cx="5029200" cy="2254807"/>
+                    </a:xfrm>
+                    <a:prstGeom prst="rect"/>
+                  </pic:spPr>
+                </pic:pic>
+              </a:graphicData>
+            </a:graphic>
+          </wp:inline>
+        </w:drawing>
       </w:r>
     </w:p>
     <w:p>
@@ -4658,17 +3152,7 @@
           <w:rFonts w:ascii="Consolas" w:hAnsi="Consolas" w:eastAsia="Consolas"/>
           <w:sz w:val="20"/>
         </w:rPr>
-        <w:t xml:space="preserve">        last_alarm_time[event_type] = current_time</w:t>
-      </w:r>
-    </w:p>
-    <w:p>
-      <w:pPr/>
-      <w:r>
-        <w:rPr>
-          <w:rFonts w:ascii="Consolas" w:hAnsi="Consolas" w:eastAsia="Consolas"/>
-          <w:sz w:val="20"/>
-        </w:rPr>
-        <w:t xml:space="preserve">        RETURN False     // 冷却期内，抑制重复</w:t>
+        <w:t xml:space="preserve">        RETURN False     // 冷却期内，抑制重复，不重置计时器</w:t>
       </w:r>
     </w:p>
     <w:p>
@@ -4680,23 +3164,42 @@
       </w:r>
     </w:p>
     <w:p>
-      <w:pPr/>
+      <w:pPr>
+        <w:jc w:val="center"/>
+      </w:pPr>
       <w:r>
-        <w:rPr>
-          <w:rFonts w:ascii="Consolas" w:hAnsi="Consolas" w:eastAsia="Consolas"/>
-          <w:sz w:val="20"/>
-        </w:rPr>
-        <w:t>[初始状态] --触发--&gt; [冷却中] --冷却期内触发--&gt; [冷却中(更新时间戳)]</w:t>
-      </w:r>
-    </w:p>
-    <w:p>
-      <w:pPr/>
-      <w:r>
-        <w:rPr>
-          <w:rFonts w:ascii="Consolas" w:hAnsi="Consolas" w:eastAsia="Consolas"/>
-          <w:sz w:val="20"/>
-        </w:rPr>
-        <w:t>[冷却中] --冷却期过--&gt; [初始状态]</w:t>
+        <w:drawing>
+          <wp:inline xmlns:a="http://schemas.openxmlformats.org/drawingml/2006/main" xmlns:pic="http://schemas.openxmlformats.org/drawingml/2006/picture">
+            <wp:extent cx="5029200" cy="5632116"/>
+            <wp:docPr id="5" name="Picture 5"/>
+            <wp:cNvGraphicFramePr>
+              <a:graphicFrameLocks noChangeAspect="1"/>
+            </wp:cNvGraphicFramePr>
+            <a:graphic>
+              <a:graphicData uri="http://schemas.openxmlformats.org/drawingml/2006/picture">
+                <pic:pic>
+                  <pic:nvPicPr>
+                    <pic:cNvPr id="0" name="mermaid_135.png"/>
+                    <pic:cNvPicPr/>
+                  </pic:nvPicPr>
+                  <pic:blipFill>
+                    <a:blip r:embed="rId13"/>
+                    <a:stretch>
+                      <a:fillRect/>
+                    </a:stretch>
+                  </pic:blipFill>
+                  <pic:spPr>
+                    <a:xfrm>
+                      <a:off x="0" y="0"/>
+                      <a:ext cx="5029200" cy="5632116"/>
+                    </a:xfrm>
+                    <a:prstGeom prst="rect"/>
+                  </pic:spPr>
+                </pic:pic>
+              </a:graphicData>
+            </a:graphic>
+          </wp:inline>
+        </w:drawing>
       </w:r>
     </w:p>
     <w:p>
@@ -4843,7 +3346,7 @@
           <w:rFonts w:ascii="Consolas" w:hAnsi="Consolas" w:eastAsia="Consolas"/>
           <w:sz w:val="20"/>
         </w:rPr>
-        <w:t xml:space="preserve">    results = fire_model(frame, conf=0.8, classes=[0, 3])</w:t>
+        <w:t xml:space="preserve">    results = fire_model(frame, conf=0.8, classes=[0, 1])</w:t>
       </w:r>
     </w:p>
     <w:p>
@@ -4937,7 +3440,7 @@
         <w:ind w:firstLine="480"/>
       </w:pPr>
       <w:r>
-        <w:t>- 火焰模型：class 0 = fire-smoke, class 3 = fire（过滤掉 fog/sol/factory-smoke）</w:t>
+        <w:t>- 火焰模型：class 0 = fire, class 1 = smoke（自训练模型，Home-fire数据集）</w:t>
       </w:r>
     </w:p>
     <w:p>
@@ -5083,116 +3586,46 @@
         <w:ind w:firstLine="480"/>
       </w:pPr>
       <w:r>
-        <w:t>_detection_loop 流程：</w:t>
+        <w:t>_detection_loop 流程图：</w:t>
       </w:r>
     </w:p>
     <w:p>
-      <w:pPr/>
+      <w:pPr>
+        <w:jc w:val="center"/>
+      </w:pPr>
       <w:r>
-        <w:rPr>
-          <w:rFonts w:ascii="Consolas" w:hAnsi="Consolas" w:eastAsia="Consolas"/>
-          <w:sz w:val="20"/>
-        </w:rPr>
-        <w:t>FUNCTION _detection_loop():</w:t>
-      </w:r>
-    </w:p>
-    <w:p>
-      <w:pPr/>
-      <w:r>
-        <w:rPr>
-          <w:rFonts w:ascii="Consolas" w:hAnsi="Consolas" w:eastAsia="Consolas"/>
-          <w:sz w:val="20"/>
-        </w:rPr>
-        <w:t xml:space="preserve">    IF NOT running: RETURN</w:t>
-      </w:r>
-    </w:p>
-    <w:p>
-      <w:pPr/>
-    </w:p>
-    <w:p>
-      <w:pPr/>
-      <w:r>
-        <w:rPr>
-          <w:rFonts w:ascii="Consolas" w:hAnsi="Consolas" w:eastAsia="Consolas"/>
-          <w:sz w:val="20"/>
-        </w:rPr>
-        <w:t xml:space="preserve">    IF NOT camera_ok:</w:t>
-      </w:r>
-    </w:p>
-    <w:p>
-      <w:pPr/>
-      <w:r>
-        <w:rPr>
-          <w:rFonts w:ascii="Consolas" w:hAnsi="Consolas" w:eastAsia="Consolas"/>
-          <w:sz w:val="20"/>
-        </w:rPr>
-        <w:t xml:space="preserve">        retry camera connection</w:t>
-      </w:r>
-    </w:p>
-    <w:p>
-      <w:pPr/>
-      <w:r>
-        <w:rPr>
-          <w:rFonts w:ascii="Consolas" w:hAnsi="Consolas" w:eastAsia="Consolas"/>
-          <w:sz w:val="20"/>
-        </w:rPr>
-        <w:t xml:space="preserve">        IF still failed: schedule retry after 1s; RETURN</w:t>
-      </w:r>
-    </w:p>
-    <w:p>
-      <w:pPr/>
-    </w:p>
-    <w:p>
-      <w:pPr/>
-      <w:r>
-        <w:rPr>
-          <w:rFonts w:ascii="Consolas" w:hAnsi="Consolas" w:eastAsia="Consolas"/>
-          <w:sz w:val="20"/>
-        </w:rPr>
-        <w:t xml:space="preserve">    ret, frame = cap.read()</w:t>
-      </w:r>
-    </w:p>
-    <w:p>
-      <w:pPr/>
-      <w:r>
-        <w:rPr>
-          <w:rFonts w:ascii="Consolas" w:hAnsi="Consolas" w:eastAsia="Consolas"/>
-          <w:sz w:val="20"/>
-        </w:rPr>
-        <w:t xml:space="preserve">    IF NOT ret: mark camera failed; RETURN</w:t>
-      </w:r>
-    </w:p>
-    <w:p>
-      <w:pPr/>
-    </w:p>
-    <w:p>
-      <w:pPr/>
-      <w:r>
-        <w:rPr>
-          <w:rFonts w:ascii="Consolas" w:hAnsi="Consolas" w:eastAsia="Consolas"/>
-          <w:sz w:val="20"/>
-        </w:rPr>
-        <w:t xml:space="preserve">    _process_frame(frame)</w:t>
-      </w:r>
-    </w:p>
-    <w:p>
-      <w:pPr/>
-      <w:r>
-        <w:rPr>
-          <w:rFonts w:ascii="Consolas" w:hAnsi="Consolas" w:eastAsia="Consolas"/>
-          <w:sz w:val="20"/>
-        </w:rPr>
-        <w:t xml:space="preserve">    update FPS counter</w:t>
-      </w:r>
-    </w:p>
-    <w:p>
-      <w:pPr/>
-      <w:r>
-        <w:rPr>
-          <w:rFonts w:ascii="Consolas" w:hAnsi="Consolas" w:eastAsia="Consolas"/>
-          <w:sz w:val="20"/>
-        </w:rPr>
-        <w:t xml:space="preserve">    schedule next loop after LOOP_DELAY_MS</w:t>
+        <w:drawing>
+          <wp:inline xmlns:a="http://schemas.openxmlformats.org/drawingml/2006/main" xmlns:pic="http://schemas.openxmlformats.org/drawingml/2006/picture">
+            <wp:extent cx="5029200" cy="6145374"/>
+            <wp:docPr id="6" name="Picture 6"/>
+            <wp:cNvGraphicFramePr>
+              <a:graphicFrameLocks noChangeAspect="1"/>
+            </wp:cNvGraphicFramePr>
+            <a:graphic>
+              <a:graphicData uri="http://schemas.openxmlformats.org/drawingml/2006/picture">
+                <pic:pic>
+                  <pic:nvPicPr>
+                    <pic:cNvPr id="0" name="mermaid_178.png"/>
+                    <pic:cNvPicPr/>
+                  </pic:nvPicPr>
+                  <pic:blipFill>
+                    <a:blip r:embed="rId14"/>
+                    <a:stretch>
+                      <a:fillRect/>
+                    </a:stretch>
+                  </pic:blipFill>
+                  <pic:spPr>
+                    <a:xfrm>
+                      <a:off x="0" y="0"/>
+                      <a:ext cx="5029200" cy="6145374"/>
+                    </a:xfrm>
+                    <a:prstGeom prst="rect"/>
+                  </pic:spPr>
+                </pic:pic>
+              </a:graphicData>
+            </a:graphic>
+          </wp:inline>
+        </w:drawing>
       </w:r>
     </w:p>
     <w:p>
@@ -5200,279 +3633,46 @@
         <w:ind w:firstLine="480"/>
       </w:pPr>
       <w:r>
-        <w:t>_process_frame 流程：</w:t>
+        <w:t>_process_frame 流程图：</w:t>
       </w:r>
     </w:p>
     <w:p>
-      <w:pPr/>
+      <w:pPr>
+        <w:jc w:val="center"/>
+      </w:pPr>
       <w:r>
-        <w:rPr>
-          <w:rFonts w:ascii="Consolas" w:hAnsi="Consolas" w:eastAsia="Consolas"/>
-          <w:sz w:val="20"/>
-        </w:rPr>
-        <w:t>FUNCTION _process_frame(frame):</w:t>
-      </w:r>
-    </w:p>
-    <w:p>
-      <w:pPr/>
-      <w:r>
-        <w:rPr>
-          <w:rFonts w:ascii="Consolas" w:hAnsi="Consolas" w:eastAsia="Consolas"/>
-          <w:sz w:val="20"/>
-        </w:rPr>
-        <w:t xml:space="preserve">    is_night = _check_time_in_range(PERSON_START, PERSON_END)</w:t>
-      </w:r>
-    </w:p>
-    <w:p>
-      <w:pPr/>
-    </w:p>
-    <w:p>
-      <w:pPr/>
-      <w:r>
-        <w:rPr>
-          <w:rFonts w:ascii="Consolas" w:hAnsi="Consolas" w:eastAsia="Consolas"/>
-          <w:sz w:val="20"/>
-        </w:rPr>
-        <w:t xml:space="preserve">    // Step 1: 人员检测（仅布防时段）</w:t>
-      </w:r>
-    </w:p>
-    <w:p>
-      <w:pPr/>
-      <w:r>
-        <w:rPr>
-          <w:rFonts w:ascii="Consolas" w:hAnsi="Consolas" w:eastAsia="Consolas"/>
-          <w:sz w:val="20"/>
-        </w:rPr>
-        <w:t xml:space="preserve">    has_person = False</w:t>
-      </w:r>
-    </w:p>
-    <w:p>
-      <w:pPr/>
-      <w:r>
-        <w:rPr>
-          <w:rFonts w:ascii="Consolas" w:hAnsi="Consolas" w:eastAsia="Consolas"/>
-          <w:sz w:val="20"/>
-        </w:rPr>
-        <w:t xml:space="preserve">    is_stranger = False</w:t>
-      </w:r>
-    </w:p>
-    <w:p>
-      <w:pPr/>
-      <w:r>
-        <w:rPr>
-          <w:rFonts w:ascii="Consolas" w:hAnsi="Consolas" w:eastAsia="Consolas"/>
-          <w:sz w:val="20"/>
-        </w:rPr>
-        <w:t xml:space="preserve">    base_frame = frame</w:t>
-      </w:r>
-    </w:p>
-    <w:p>
-      <w:pPr/>
-      <w:r>
-        <w:rPr>
-          <w:rFonts w:ascii="Consolas" w:hAnsi="Consolas" w:eastAsia="Consolas"/>
-          <w:sz w:val="20"/>
-        </w:rPr>
-        <w:t xml:space="preserve">    IF is_night:</w:t>
-      </w:r>
-    </w:p>
-    <w:p>
-      <w:pPr/>
-      <w:r>
-        <w:rPr>
-          <w:rFonts w:ascii="Consolas" w:hAnsi="Consolas" w:eastAsia="Consolas"/>
-          <w:sz w:val="20"/>
-        </w:rPr>
-        <w:t xml:space="preserve">        has_person, person_frame = detector.detect_person(frame)</w:t>
-      </w:r>
-    </w:p>
-    <w:p>
-      <w:pPr/>
-      <w:r>
-        <w:rPr>
-          <w:rFonts w:ascii="Consolas" w:hAnsi="Consolas" w:eastAsia="Consolas"/>
-          <w:sz w:val="20"/>
-        </w:rPr>
-        <w:t xml:space="preserve">        base_frame = person_frame</w:t>
-      </w:r>
-    </w:p>
-    <w:p>
-      <w:pPr/>
-      <w:r>
-        <w:rPr>
-          <w:rFonts w:ascii="Consolas" w:hAnsi="Consolas" w:eastAsia="Consolas"/>
-          <w:sz w:val="20"/>
-        </w:rPr>
-        <w:t xml:space="preserve">    IF has_person:</w:t>
-      </w:r>
-    </w:p>
-    <w:p>
-      <w:pPr/>
-      <w:r>
-        <w:rPr>
-          <w:rFonts w:ascii="Consolas" w:hAnsi="Consolas" w:eastAsia="Consolas"/>
-          <w:sz w:val="20"/>
-        </w:rPr>
-        <w:t xml:space="preserve">        is_stranger = face_recognizer.is_stranger(frame)</w:t>
-      </w:r>
-    </w:p>
-    <w:p>
-      <w:pPr/>
-      <w:r>
-        <w:rPr>
-          <w:rFonts w:ascii="Consolas" w:hAnsi="Consolas" w:eastAsia="Consolas"/>
-          <w:sz w:val="20"/>
-        </w:rPr>
-        <w:t xml:space="preserve">        IF is_stranger AND alarm_mgr.should_trigger_alarm("person"):</w:t>
-      </w:r>
-    </w:p>
-    <w:p>
-      <w:pPr/>
-      <w:r>
-        <w:rPr>
-          <w:rFonts w:ascii="Consolas" w:hAnsi="Consolas" w:eastAsia="Consolas"/>
-          <w:sz w:val="20"/>
-        </w:rPr>
-        <w:t xml:space="preserve">            _save_alarm("person")</w:t>
-      </w:r>
-    </w:p>
-    <w:p>
-      <w:pPr/>
-    </w:p>
-    <w:p>
-      <w:pPr/>
-      <w:r>
-        <w:rPr>
-          <w:rFonts w:ascii="Consolas" w:hAnsi="Consolas" w:eastAsia="Consolas"/>
-          <w:sz w:val="20"/>
-        </w:rPr>
-        <w:t xml:space="preserve">    // Step 2: 火焰检测（全天候，在人员标注帧上叠加）</w:t>
-      </w:r>
-    </w:p>
-    <w:p>
-      <w:pPr/>
-      <w:r>
-        <w:rPr>
-          <w:rFonts w:ascii="Consolas" w:hAnsi="Consolas" w:eastAsia="Consolas"/>
-          <w:sz w:val="20"/>
-        </w:rPr>
-        <w:t xml:space="preserve">    has_fire, fire_frame = detector.detect_fire(base_frame)</w:t>
-      </w:r>
-    </w:p>
-    <w:p>
-      <w:pPr/>
-      <w:r>
-        <w:rPr>
-          <w:rFonts w:ascii="Consolas" w:hAnsi="Consolas" w:eastAsia="Consolas"/>
-          <w:sz w:val="20"/>
-        </w:rPr>
-        <w:t xml:space="preserve">    display_frame = fire_frame IF has_fire ELSE base_frame</w:t>
-      </w:r>
-    </w:p>
-    <w:p>
-      <w:pPr/>
-      <w:r>
-        <w:rPr>
-          <w:rFonts w:ascii="Consolas" w:hAnsi="Consolas" w:eastAsia="Consolas"/>
-          <w:sz w:val="20"/>
-        </w:rPr>
-        <w:t xml:space="preserve">    IF has_fire AND alarm_mgr.should_trigger_alarm("fire"):</w:t>
-      </w:r>
-    </w:p>
-    <w:p>
-      <w:pPr/>
-      <w:r>
-        <w:rPr>
-          <w:rFonts w:ascii="Consolas" w:hAnsi="Consolas" w:eastAsia="Consolas"/>
-          <w:sz w:val="20"/>
-        </w:rPr>
-        <w:t xml:space="preserve">        _save_alarm("fire")</w:t>
-      </w:r>
-    </w:p>
-    <w:p>
-      <w:pPr/>
-    </w:p>
-    <w:p>
-      <w:pPr/>
-      <w:r>
-        <w:rPr>
-          <w:rFonts w:ascii="Consolas" w:hAnsi="Consolas" w:eastAsia="Consolas"/>
-          <w:sz w:val="20"/>
-        </w:rPr>
-        <w:t xml:space="preserve">    // Step 3: 叠加文字标注</w:t>
-      </w:r>
-    </w:p>
-    <w:p>
-      <w:pPr/>
-      <w:r>
-        <w:rPr>
-          <w:rFonts w:ascii="Consolas" w:hAnsi="Consolas" w:eastAsia="Consolas"/>
-          <w:sz w:val="20"/>
-        </w:rPr>
-        <w:t xml:space="preserve">    put timestamp on display_frame</w:t>
-      </w:r>
-    </w:p>
-    <w:p>
-      <w:pPr/>
-      <w:r>
-        <w:rPr>
-          <w:rFonts w:ascii="Consolas" w:hAnsi="Consolas" w:eastAsia="Consolas"/>
-          <w:sz w:val="20"/>
-        </w:rPr>
-        <w:t xml:space="preserve">    put Night Security ON/OFF on display_frame</w:t>
-      </w:r>
-    </w:p>
-    <w:p>
-      <w:pPr/>
-    </w:p>
-    <w:p>
-      <w:pPr/>
-      <w:r>
-        <w:rPr>
-          <w:rFonts w:ascii="Consolas" w:hAnsi="Consolas" w:eastAsia="Consolas"/>
-          <w:sz w:val="20"/>
-        </w:rPr>
-        <w:t xml:space="preserve">    // Step 4: 更新界面</w:t>
-      </w:r>
-    </w:p>
-    <w:p>
-      <w:pPr/>
-      <w:r>
-        <w:rPr>
-          <w:rFonts w:ascii="Consolas" w:hAnsi="Consolas" w:eastAsia="Consolas"/>
-          <w:sz w:val="20"/>
-        </w:rPr>
-        <w:t xml:space="preserve">    video_panel.update_frame(display_frame)</w:t>
-      </w:r>
-    </w:p>
-    <w:p>
-      <w:pPr/>
-      <w:r>
-        <w:rPr>
-          <w:rFonts w:ascii="Consolas" w:hAnsi="Consolas" w:eastAsia="Consolas"/>
-          <w:sz w:val="20"/>
-        </w:rPr>
-        <w:t xml:space="preserve">    status_panel.update_person_status(is_night, has_person, is_stranger)</w:t>
-      </w:r>
-    </w:p>
-    <w:p>
-      <w:pPr/>
-      <w:r>
-        <w:rPr>
-          <w:rFonts w:ascii="Consolas" w:hAnsi="Consolas" w:eastAsia="Consolas"/>
-          <w:sz w:val="20"/>
-        </w:rPr>
-        <w:t xml:space="preserve">    status_panel.update_fire_status(has_fire)</w:t>
-      </w:r>
-    </w:p>
-    <w:p>
-      <w:pPr/>
-      <w:r>
-        <w:rPr>
-          <w:rFonts w:ascii="Consolas" w:hAnsi="Consolas" w:eastAsia="Consolas"/>
-          <w:sz w:val="20"/>
-        </w:rPr>
-        <w:t xml:space="preserve">    status_panel.update_camera_status(True)</w:t>
+        <w:drawing>
+          <wp:inline xmlns:a="http://schemas.openxmlformats.org/drawingml/2006/main" xmlns:pic="http://schemas.openxmlformats.org/drawingml/2006/picture">
+            <wp:extent cx="5029200" cy="20391834"/>
+            <wp:docPr id="7" name="Picture 7"/>
+            <wp:cNvGraphicFramePr>
+              <a:graphicFrameLocks noChangeAspect="1"/>
+            </wp:cNvGraphicFramePr>
+            <a:graphic>
+              <a:graphicData uri="http://schemas.openxmlformats.org/drawingml/2006/picture">
+                <pic:pic>
+                  <pic:nvPicPr>
+                    <pic:cNvPr id="0" name="mermaid_180.png"/>
+                    <pic:cNvPicPr/>
+                  </pic:nvPicPr>
+                  <pic:blipFill>
+                    <a:blip r:embed="rId15"/>
+                    <a:stretch>
+                      <a:fillRect/>
+                    </a:stretch>
+                  </pic:blipFill>
+                  <pic:spPr>
+                    <a:xfrm>
+                      <a:off x="0" y="0"/>
+                      <a:ext cx="5029200" cy="20391834"/>
+                    </a:xfrm>
+                    <a:prstGeom prst="rect"/>
+                  </pic:spPr>
+                </pic:pic>
+              </a:graphicData>
+            </a:graphic>
+          </wp:inline>
+        </w:drawing>
       </w:r>
     </w:p>
     <w:p>
@@ -5771,7 +3971,7 @@
           <w:rFonts w:ascii="Consolas" w:hAnsi="Consolas" w:eastAsia="Consolas"/>
           <w:sz w:val="20"/>
         </w:rPr>
-        <w:t xml:space="preserve">  tolerance: 80.0                       # LBPH 置信度阈值</w:t>
+        <w:t xml:space="preserve">  tolerance: 0.68                       # ArcFace 余弦距离阈值</w:t>
       </w:r>
     </w:p>
     <w:p>
@@ -5971,7 +4171,7 @@
                 <w:rFonts w:ascii="SimSun" w:hAnsi="SimSun" w:eastAsia="SimSun"/>
                 <w:sz w:val="21"/>
               </w:rPr>
-              <w:t>YOLOv8n + 火焰检测模型</w:t>
+              <w:t>YOLOv8n + 自训练火焰/烟雾模型</w:t>
             </w:r>
           </w:p>
         </w:tc>
@@ -5986,7 +4186,7 @@
                 <w:rFonts w:ascii="SimSun" w:hAnsi="SimSun" w:eastAsia="SimSun"/>
                 <w:sz w:val="21"/>
               </w:rPr>
-              <w:t>轻量级，CPU 可运行</w:t>
+              <w:t>轻量级，CPU 可运行，mAP50=0.930</w:t>
             </w:r>
           </w:p>
         </w:tc>
@@ -6344,7 +4544,7 @@
           <w:rFonts w:ascii="Consolas" w:hAnsi="Consolas" w:eastAsia="Consolas"/>
           <w:sz w:val="20"/>
         </w:rPr>
-        <w:t xml:space="preserve">  fire_classes: [0, 3]</w:t>
+        <w:t xml:space="preserve">  fire_classes: [0, 1]      # 自训练模型: 0=fire, 1=smoke</w:t>
       </w:r>
     </w:p>
     <w:p>
@@ -6385,6 +4585,754 @@
           <w:sz w:val="20"/>
         </w:rPr>
         <w:t xml:space="preserve">  height: 480</w:t>
+      </w:r>
+    </w:p>
+    <w:p>
+      <w:pPr>
+        <w:pStyle w:val="Heading2"/>
+      </w:pPr>
+      <w:r>
+        <w:rPr>
+          <w:rFonts w:ascii="SimHei" w:hAnsi="SimHei" w:eastAsia="SimHei"/>
+          <w:b/>
+          <w:sz w:val="28"/>
+        </w:rPr>
+        <w:t>5.4 训练数据选择分析</w:t>
+      </w:r>
+    </w:p>
+    <w:p>
+      <w:r>
+        <w:rPr>
+          <w:sz w:val="22"/>
+        </w:rPr>
+        <w:t>YOLOv8n 通用预训练模型与 Home-fire 自训练模型对比：</w:t>
+      </w:r>
+    </w:p>
+    <w:tbl>
+      <w:tblPr>
+        <w:tblStyle w:val="TableGrid"/>
+        <w:tblW w:type="auto" w:w="0"/>
+        <w:jc w:val="center"/>
+        <w:tblLook w:firstColumn="1" w:firstRow="1" w:lastColumn="0" w:lastRow="0" w:noHBand="0" w:noVBand="1" w:val="04A0"/>
+      </w:tblPr>
+      <w:tblGrid>
+        <w:gridCol w:w="2986"/>
+        <w:gridCol w:w="2986"/>
+        <w:gridCol w:w="2986"/>
+      </w:tblGrid>
+      <w:tr>
+        <w:tc>
+          <w:tcPr>
+            <w:tcW w:type="dxa" w:w="2986"/>
+          </w:tcPr>
+          <w:p>
+            <w:pPr>
+              <w:jc w:val="center"/>
+            </w:pPr>
+            <w:r>
+              <w:rPr>
+                <w:b/>
+                <w:sz w:val="20"/>
+              </w:rPr>
+              <w:t>指标</w:t>
+            </w:r>
+          </w:p>
+        </w:tc>
+        <w:tc>
+          <w:tcPr>
+            <w:tcW w:type="dxa" w:w="2986"/>
+          </w:tcPr>
+          <w:p>
+            <w:pPr>
+              <w:jc w:val="center"/>
+            </w:pPr>
+            <w:r>
+              <w:rPr>
+                <w:b/>
+                <w:sz w:val="20"/>
+              </w:rPr>
+              <w:t>YOLOv8n 通用预训练 (COCO)</w:t>
+            </w:r>
+          </w:p>
+        </w:tc>
+        <w:tc>
+          <w:tcPr>
+            <w:tcW w:type="dxa" w:w="2986"/>
+          </w:tcPr>
+          <w:p>
+            <w:pPr>
+              <w:jc w:val="center"/>
+            </w:pPr>
+            <w:r>
+              <w:rPr>
+                <w:b/>
+                <w:sz w:val="20"/>
+              </w:rPr>
+              <w:t>Home-fire 自训练 (epoch 80)</w:t>
+            </w:r>
+          </w:p>
+        </w:tc>
+      </w:tr>
+      <w:tr>
+        <w:tc>
+          <w:tcPr>
+            <w:tcW w:type="dxa" w:w="2986"/>
+          </w:tcPr>
+          <w:p>
+            <w:pPr>
+              <w:jc w:val="center"/>
+            </w:pPr>
+            <w:r>
+              <w:rPr>
+                <w:sz w:val="20"/>
+              </w:rPr>
+              <w:t>类别</w:t>
+            </w:r>
+          </w:p>
+        </w:tc>
+        <w:tc>
+          <w:tcPr>
+            <w:tcW w:type="dxa" w:w="2986"/>
+          </w:tcPr>
+          <w:p>
+            <w:pPr>
+              <w:jc w:val="center"/>
+            </w:pPr>
+            <w:r>
+              <w:rPr>
+                <w:sz w:val="20"/>
+              </w:rPr>
+              <w:t>80类（不含fire/smoke）</w:t>
+            </w:r>
+          </w:p>
+        </w:tc>
+        <w:tc>
+          <w:tcPr>
+            <w:tcW w:type="dxa" w:w="2986"/>
+          </w:tcPr>
+          <w:p>
+            <w:pPr>
+              <w:jc w:val="center"/>
+            </w:pPr>
+            <w:r>
+              <w:rPr>
+                <w:sz w:val="20"/>
+              </w:rPr>
+              <w:t>2类 (fire/smoke)</w:t>
+            </w:r>
+          </w:p>
+        </w:tc>
+      </w:tr>
+      <w:tr>
+        <w:tc>
+          <w:tcPr>
+            <w:tcW w:type="dxa" w:w="2986"/>
+          </w:tcPr>
+          <w:p>
+            <w:pPr>
+              <w:jc w:val="center"/>
+            </w:pPr>
+            <w:r>
+              <w:rPr>
+                <w:sz w:val="20"/>
+              </w:rPr>
+              <w:t>模型大小</w:t>
+            </w:r>
+          </w:p>
+        </w:tc>
+        <w:tc>
+          <w:tcPr>
+            <w:tcW w:type="dxa" w:w="2986"/>
+          </w:tcPr>
+          <w:p>
+            <w:pPr>
+              <w:jc w:val="center"/>
+            </w:pPr>
+            <w:r>
+              <w:rPr>
+                <w:sz w:val="20"/>
+              </w:rPr>
+              <w:t>~6 MB</w:t>
+            </w:r>
+          </w:p>
+        </w:tc>
+        <w:tc>
+          <w:tcPr>
+            <w:tcW w:type="dxa" w:w="2986"/>
+          </w:tcPr>
+          <w:p>
+            <w:pPr>
+              <w:jc w:val="center"/>
+            </w:pPr>
+            <w:r>
+              <w:rPr>
+                <w:sz w:val="20"/>
+              </w:rPr>
+              <w:t>~6 MB</w:t>
+            </w:r>
+          </w:p>
+        </w:tc>
+      </w:tr>
+      <w:tr>
+        <w:tc>
+          <w:tcPr>
+            <w:tcW w:type="dxa" w:w="2986"/>
+          </w:tcPr>
+          <w:p>
+            <w:pPr>
+              <w:jc w:val="center"/>
+            </w:pPr>
+            <w:r>
+              <w:rPr>
+                <w:sz w:val="20"/>
+              </w:rPr>
+              <w:t>mAP@50</w:t>
+            </w:r>
+          </w:p>
+        </w:tc>
+        <w:tc>
+          <w:tcPr>
+            <w:tcW w:type="dxa" w:w="2986"/>
+          </w:tcPr>
+          <w:p>
+            <w:pPr>
+              <w:jc w:val="center"/>
+            </w:pPr>
+            <w:r>
+              <w:rPr>
+                <w:sz w:val="20"/>
+              </w:rPr>
+              <w:t>~0（无相关类别）</w:t>
+            </w:r>
+          </w:p>
+        </w:tc>
+        <w:tc>
+          <w:tcPr>
+            <w:tcW w:type="dxa" w:w="2986"/>
+          </w:tcPr>
+          <w:p>
+            <w:pPr>
+              <w:jc w:val="center"/>
+            </w:pPr>
+            <w:r>
+              <w:rPr>
+                <w:sz w:val="20"/>
+              </w:rPr>
+              <w:t>0.930</w:t>
+            </w:r>
+          </w:p>
+        </w:tc>
+      </w:tr>
+      <w:tr>
+        <w:tc>
+          <w:tcPr>
+            <w:tcW w:type="dxa" w:w="2986"/>
+          </w:tcPr>
+          <w:p>
+            <w:pPr>
+              <w:jc w:val="center"/>
+            </w:pPr>
+            <w:r>
+              <w:rPr>
+                <w:sz w:val="20"/>
+              </w:rPr>
+              <w:t>mAP@50-95</w:t>
+            </w:r>
+          </w:p>
+        </w:tc>
+        <w:tc>
+          <w:tcPr>
+            <w:tcW w:type="dxa" w:w="2986"/>
+          </w:tcPr>
+          <w:p>
+            <w:pPr>
+              <w:jc w:val="center"/>
+            </w:pPr>
+            <w:r>
+              <w:rPr>
+                <w:sz w:val="20"/>
+              </w:rPr>
+              <w:t>—</w:t>
+            </w:r>
+          </w:p>
+        </w:tc>
+        <w:tc>
+          <w:tcPr>
+            <w:tcW w:type="dxa" w:w="2986"/>
+          </w:tcPr>
+          <w:p>
+            <w:pPr>
+              <w:jc w:val="center"/>
+            </w:pPr>
+            <w:r>
+              <w:rPr>
+                <w:sz w:val="20"/>
+              </w:rPr>
+              <w:t>0.575</w:t>
+            </w:r>
+          </w:p>
+        </w:tc>
+      </w:tr>
+      <w:tr>
+        <w:tc>
+          <w:tcPr>
+            <w:tcW w:type="dxa" w:w="2986"/>
+          </w:tcPr>
+          <w:p>
+            <w:pPr>
+              <w:jc w:val="center"/>
+            </w:pPr>
+            <w:r>
+              <w:rPr>
+                <w:sz w:val="20"/>
+              </w:rPr>
+              <w:t>Precision</w:t>
+            </w:r>
+          </w:p>
+        </w:tc>
+        <w:tc>
+          <w:tcPr>
+            <w:tcW w:type="dxa" w:w="2986"/>
+          </w:tcPr>
+          <w:p>
+            <w:pPr>
+              <w:jc w:val="center"/>
+            </w:pPr>
+            <w:r>
+              <w:rPr>
+                <w:sz w:val="20"/>
+              </w:rPr>
+              <w:t>—</w:t>
+            </w:r>
+          </w:p>
+        </w:tc>
+        <w:tc>
+          <w:tcPr>
+            <w:tcW w:type="dxa" w:w="2986"/>
+          </w:tcPr>
+          <w:p>
+            <w:pPr>
+              <w:jc w:val="center"/>
+            </w:pPr>
+            <w:r>
+              <w:rPr>
+                <w:sz w:val="20"/>
+              </w:rPr>
+              <w:t>0.923</w:t>
+            </w:r>
+          </w:p>
+        </w:tc>
+      </w:tr>
+      <w:tr>
+        <w:tc>
+          <w:tcPr>
+            <w:tcW w:type="dxa" w:w="2986"/>
+          </w:tcPr>
+          <w:p>
+            <w:pPr>
+              <w:jc w:val="center"/>
+            </w:pPr>
+            <w:r>
+              <w:rPr>
+                <w:sz w:val="20"/>
+              </w:rPr>
+              <w:t>Recall</w:t>
+            </w:r>
+          </w:p>
+        </w:tc>
+        <w:tc>
+          <w:tcPr>
+            <w:tcW w:type="dxa" w:w="2986"/>
+          </w:tcPr>
+          <w:p>
+            <w:pPr>
+              <w:jc w:val="center"/>
+            </w:pPr>
+            <w:r>
+              <w:rPr>
+                <w:sz w:val="20"/>
+              </w:rPr>
+              <w:t>—</w:t>
+            </w:r>
+          </w:p>
+        </w:tc>
+        <w:tc>
+          <w:tcPr>
+            <w:tcW w:type="dxa" w:w="2986"/>
+          </w:tcPr>
+          <w:p>
+            <w:pPr>
+              <w:jc w:val="center"/>
+            </w:pPr>
+            <w:r>
+              <w:rPr>
+                <w:sz w:val="20"/>
+              </w:rPr>
+              <w:t>0.883</w:t>
+            </w:r>
+          </w:p>
+        </w:tc>
+      </w:tr>
+    </w:tbl>
+    <w:p>
+      <w:pPr>
+        <w:ind w:firstLine="480"/>
+      </w:pPr>
+      <w:r>
+        <w:t>为验证迁移学习训练的效果，对比 YOLOv8n 通用预训练模型与 Home-fire 自训练模型：</w:t>
+      </w:r>
+    </w:p>
+    <w:tbl>
+      <w:tblPr>
+        <w:tblStyle w:val="TableGrid"/>
+        <w:tblW w:type="auto" w:w="0"/>
+        <w:tblLook w:firstColumn="1" w:firstRow="1" w:lastColumn="0" w:lastRow="0" w:noHBand="0" w:noVBand="1" w:val="04A0"/>
+      </w:tblPr>
+      <w:tblGrid>
+        <w:gridCol w:w="2986"/>
+        <w:gridCol w:w="2986"/>
+        <w:gridCol w:w="2986"/>
+      </w:tblGrid>
+      <w:tr>
+        <w:tc>
+          <w:tcPr>
+            <w:tcW w:type="dxa" w:w="2986"/>
+          </w:tcPr>
+          <w:p>
+            <w:r/>
+            <w:r>
+              <w:rPr>
+                <w:rFonts w:ascii="SimSun" w:hAnsi="SimSun" w:eastAsia="SimSun"/>
+                <w:b/>
+                <w:sz w:val="24"/>
+              </w:rPr>
+              <w:t>指标</w:t>
+            </w:r>
+          </w:p>
+        </w:tc>
+        <w:tc>
+          <w:tcPr>
+            <w:tcW w:type="dxa" w:w="2986"/>
+          </w:tcPr>
+          <w:p>
+            <w:r/>
+            <w:r>
+              <w:rPr>
+                <w:rFonts w:ascii="SimSun" w:hAnsi="SimSun" w:eastAsia="SimSun"/>
+                <w:b/>
+                <w:sz w:val="24"/>
+              </w:rPr>
+              <w:t>YOLOv8n 通用预训练 (COCO)</w:t>
+            </w:r>
+          </w:p>
+        </w:tc>
+        <w:tc>
+          <w:tcPr>
+            <w:tcW w:type="dxa" w:w="2986"/>
+          </w:tcPr>
+          <w:p>
+            <w:r/>
+            <w:r>
+              <w:rPr>
+                <w:rFonts w:ascii="SimSun" w:hAnsi="SimSun" w:eastAsia="SimSun"/>
+                <w:b/>
+                <w:sz w:val="24"/>
+              </w:rPr>
+              <w:t>Home-fire 自训练 (epoch 80)</w:t>
+            </w:r>
+          </w:p>
+        </w:tc>
+      </w:tr>
+      <w:tr>
+        <w:tc>
+          <w:tcPr>
+            <w:tcW w:type="dxa" w:w="2986"/>
+          </w:tcPr>
+          <w:p>
+            <w:r/>
+            <w:r>
+              <w:rPr>
+                <w:rFonts w:ascii="SimSun" w:hAnsi="SimSun" w:eastAsia="SimSun"/>
+                <w:sz w:val="21"/>
+              </w:rPr>
+              <w:t>类别</w:t>
+            </w:r>
+          </w:p>
+        </w:tc>
+        <w:tc>
+          <w:tcPr>
+            <w:tcW w:type="dxa" w:w="2986"/>
+          </w:tcPr>
+          <w:p>
+            <w:r/>
+            <w:r>
+              <w:rPr>
+                <w:rFonts w:ascii="SimSun" w:hAnsi="SimSun" w:eastAsia="SimSun"/>
+                <w:sz w:val="21"/>
+              </w:rPr>
+              <w:t>80类（不含fire/smoke）</w:t>
+            </w:r>
+          </w:p>
+        </w:tc>
+        <w:tc>
+          <w:tcPr>
+            <w:tcW w:type="dxa" w:w="2986"/>
+          </w:tcPr>
+          <w:p>
+            <w:r/>
+            <w:r>
+              <w:rPr>
+                <w:rFonts w:ascii="SimSun" w:hAnsi="SimSun" w:eastAsia="SimSun"/>
+                <w:sz w:val="21"/>
+              </w:rPr>
+              <w:t>**2类 (fire/smoke)**</w:t>
+            </w:r>
+          </w:p>
+        </w:tc>
+      </w:tr>
+      <w:tr>
+        <w:tc>
+          <w:tcPr>
+            <w:tcW w:type="dxa" w:w="2986"/>
+          </w:tcPr>
+          <w:p>
+            <w:r/>
+            <w:r>
+              <w:rPr>
+                <w:rFonts w:ascii="SimSun" w:hAnsi="SimSun" w:eastAsia="SimSun"/>
+                <w:sz w:val="21"/>
+              </w:rPr>
+              <w:t>模型大小</w:t>
+            </w:r>
+          </w:p>
+        </w:tc>
+        <w:tc>
+          <w:tcPr>
+            <w:tcW w:type="dxa" w:w="2986"/>
+          </w:tcPr>
+          <w:p>
+            <w:r/>
+            <w:r>
+              <w:rPr>
+                <w:rFonts w:ascii="SimSun" w:hAnsi="SimSun" w:eastAsia="SimSun"/>
+                <w:sz w:val="21"/>
+              </w:rPr>
+              <w:t>~6 MB</w:t>
+            </w:r>
+          </w:p>
+        </w:tc>
+        <w:tc>
+          <w:tcPr>
+            <w:tcW w:type="dxa" w:w="2986"/>
+          </w:tcPr>
+          <w:p>
+            <w:r/>
+            <w:r>
+              <w:rPr>
+                <w:rFonts w:ascii="SimSun" w:hAnsi="SimSun" w:eastAsia="SimSun"/>
+                <w:sz w:val="21"/>
+              </w:rPr>
+              <w:t>~6 MB</w:t>
+            </w:r>
+          </w:p>
+        </w:tc>
+      </w:tr>
+      <w:tr>
+        <w:tc>
+          <w:tcPr>
+            <w:tcW w:type="dxa" w:w="2986"/>
+          </w:tcPr>
+          <w:p>
+            <w:r/>
+            <w:r>
+              <w:rPr>
+                <w:rFonts w:ascii="SimSun" w:hAnsi="SimSun" w:eastAsia="SimSun"/>
+                <w:sz w:val="21"/>
+              </w:rPr>
+              <w:t>mAP@50</w:t>
+            </w:r>
+          </w:p>
+        </w:tc>
+        <w:tc>
+          <w:tcPr>
+            <w:tcW w:type="dxa" w:w="2986"/>
+          </w:tcPr>
+          <w:p>
+            <w:r/>
+            <w:r>
+              <w:rPr>
+                <w:rFonts w:ascii="SimSun" w:hAnsi="SimSun" w:eastAsia="SimSun"/>
+                <w:sz w:val="21"/>
+              </w:rPr>
+              <w:t>~0（无相关类别）</w:t>
+            </w:r>
+          </w:p>
+        </w:tc>
+        <w:tc>
+          <w:tcPr>
+            <w:tcW w:type="dxa" w:w="2986"/>
+          </w:tcPr>
+          <w:p>
+            <w:r/>
+            <w:r>
+              <w:rPr>
+                <w:rFonts w:ascii="SimSun" w:hAnsi="SimSun" w:eastAsia="SimSun"/>
+                <w:sz w:val="21"/>
+              </w:rPr>
+              <w:t>**0.930**</w:t>
+            </w:r>
+          </w:p>
+        </w:tc>
+      </w:tr>
+      <w:tr>
+        <w:tc>
+          <w:tcPr>
+            <w:tcW w:type="dxa" w:w="2986"/>
+          </w:tcPr>
+          <w:p>
+            <w:r/>
+            <w:r>
+              <w:rPr>
+                <w:rFonts w:ascii="SimSun" w:hAnsi="SimSun" w:eastAsia="SimSun"/>
+                <w:sz w:val="21"/>
+              </w:rPr>
+              <w:t>mAP@50-95</w:t>
+            </w:r>
+          </w:p>
+        </w:tc>
+        <w:tc>
+          <w:tcPr>
+            <w:tcW w:type="dxa" w:w="2986"/>
+          </w:tcPr>
+          <w:p>
+            <w:r/>
+            <w:r>
+              <w:rPr>
+                <w:rFonts w:ascii="SimSun" w:hAnsi="SimSun" w:eastAsia="SimSun"/>
+                <w:sz w:val="21"/>
+              </w:rPr>
+              <w:t>—</w:t>
+            </w:r>
+          </w:p>
+        </w:tc>
+        <w:tc>
+          <w:tcPr>
+            <w:tcW w:type="dxa" w:w="2986"/>
+          </w:tcPr>
+          <w:p>
+            <w:r/>
+            <w:r>
+              <w:rPr>
+                <w:rFonts w:ascii="SimSun" w:hAnsi="SimSun" w:eastAsia="SimSun"/>
+                <w:sz w:val="21"/>
+              </w:rPr>
+              <w:t>**0.575**</w:t>
+            </w:r>
+          </w:p>
+        </w:tc>
+      </w:tr>
+      <w:tr>
+        <w:tc>
+          <w:tcPr>
+            <w:tcW w:type="dxa" w:w="2986"/>
+          </w:tcPr>
+          <w:p>
+            <w:r/>
+            <w:r>
+              <w:rPr>
+                <w:rFonts w:ascii="SimSun" w:hAnsi="SimSun" w:eastAsia="SimSun"/>
+                <w:sz w:val="21"/>
+              </w:rPr>
+              <w:t>Precision</w:t>
+            </w:r>
+          </w:p>
+        </w:tc>
+        <w:tc>
+          <w:tcPr>
+            <w:tcW w:type="dxa" w:w="2986"/>
+          </w:tcPr>
+          <w:p>
+            <w:r/>
+            <w:r>
+              <w:rPr>
+                <w:rFonts w:ascii="SimSun" w:hAnsi="SimSun" w:eastAsia="SimSun"/>
+                <w:sz w:val="21"/>
+              </w:rPr>
+              <w:t>—</w:t>
+            </w:r>
+          </w:p>
+        </w:tc>
+        <w:tc>
+          <w:tcPr>
+            <w:tcW w:type="dxa" w:w="2986"/>
+          </w:tcPr>
+          <w:p>
+            <w:r/>
+            <w:r>
+              <w:rPr>
+                <w:rFonts w:ascii="SimSun" w:hAnsi="SimSun" w:eastAsia="SimSun"/>
+                <w:sz w:val="21"/>
+              </w:rPr>
+              <w:t>**0.923**</w:t>
+            </w:r>
+          </w:p>
+        </w:tc>
+      </w:tr>
+      <w:tr>
+        <w:tc>
+          <w:tcPr>
+            <w:tcW w:type="dxa" w:w="2986"/>
+          </w:tcPr>
+          <w:p>
+            <w:r/>
+            <w:r>
+              <w:rPr>
+                <w:rFonts w:ascii="SimSun" w:hAnsi="SimSun" w:eastAsia="SimSun"/>
+                <w:sz w:val="21"/>
+              </w:rPr>
+              <w:t>Recall</w:t>
+            </w:r>
+          </w:p>
+        </w:tc>
+        <w:tc>
+          <w:tcPr>
+            <w:tcW w:type="dxa" w:w="2986"/>
+          </w:tcPr>
+          <w:p>
+            <w:r/>
+            <w:r>
+              <w:rPr>
+                <w:rFonts w:ascii="SimSun" w:hAnsi="SimSun" w:eastAsia="SimSun"/>
+                <w:sz w:val="21"/>
+              </w:rPr>
+              <w:t>—</w:t>
+            </w:r>
+          </w:p>
+        </w:tc>
+        <w:tc>
+          <w:tcPr>
+            <w:tcW w:type="dxa" w:w="2986"/>
+          </w:tcPr>
+          <w:p>
+            <w:r/>
+            <w:r>
+              <w:rPr>
+                <w:rFonts w:ascii="SimSun" w:hAnsi="SimSun" w:eastAsia="SimSun"/>
+                <w:sz w:val="21"/>
+              </w:rPr>
+              <w:t>**0.883**</w:t>
+            </w:r>
+          </w:p>
+        </w:tc>
+      </w:tr>
+    </w:tbl>
+    <w:p/>
+    <w:p>
+      <w:pPr>
+        <w:ind w:firstLine="480"/>
+      </w:pPr>
+      <w:r>
+        <w:t>YOLOv8n COCO 预训练模型不包含 fire/smoke 类别，需迁移学习训练。Home-fire 自训练模型专门针对室内家庭火灾场景，100 epochs 训练后达 mAP50=0.930。</w:t>
       </w:r>
     </w:p>
     <w:tbl>

--- a/docs/设计文档.docx
+++ b/docs/设计文档.docx
@@ -529,11 +529,9 @@
     <w:p>
       <w:pPr/>
       <w:r>
-        <w:rPr>
-          <w:rFonts w:ascii="Consolas" w:hAnsi="Consolas" w:eastAsia="Consolas"/>
-          <w:sz w:val="20"/>
-        </w:rPr>
-        <w:t>│   │   └── utils.py         #   帧转换 (cv2 → PIL)</w:t>
+        <w:t>│   │   ├── utils.py         #   帧转换 (cv2 → PIL)</w:t>
+        <w:br/>
+        <w:t>│   │   └── theme.py         #   深色主题色彩常量</w:t>
       </w:r>
     </w:p>
     <w:p>
@@ -739,11 +737,15 @@
     <w:p>
       <w:pPr/>
       <w:r>
-        <w:rPr>
-          <w:rFonts w:ascii="Consolas" w:hAnsi="Consolas" w:eastAsia="Consolas"/>
-          <w:sz w:val="20"/>
-        </w:rPr>
-        <w:t>│   └── test_db.py           # 数据库单元测试</w:t>
+        <w:t>│   ├── test_db.py           # 数据库单元测试</w:t>
+        <w:br/>
+        <w:t>│   ├── test_alarm.py       # 报警防抖测试</w:t>
+        <w:br/>
+        <w:t>│   ├── test_gui.py         # GUI 组件测试</w:t>
+        <w:br/>
+        <w:t>│   ├── test_performance.py # 性能基准测试</w:t>
+        <w:br/>
+        <w:t>│   └── test_face_recognizer.py # 人脸识别测试</w:t>
       </w:r>
     </w:p>
     <w:p>
@@ -1230,12 +1232,7 @@
             <w:tcW w:type="dxa" w:w="2239"/>
           </w:tcPr>
           <w:p>
-            <w:r/>
             <w:r>
-              <w:rPr>
-                <w:rFonts w:ascii="SimSun" w:hAnsi="SimSun" w:eastAsia="SimSun"/>
-                <w:sz w:val="21"/>
-              </w:rPr>
               <w:t>`__init__`</w:t>
             </w:r>
           </w:p>
@@ -1245,13 +1242,8 @@
             <w:tcW w:type="dxa" w:w="2239"/>
           </w:tcPr>
           <w:p>
-            <w:r/>
             <w:r>
-              <w:rPr>
-                <w:rFonts w:ascii="SimSun" w:hAnsi="SimSun" w:eastAsia="SimSun"/>
-                <w:sz w:val="21"/>
-              </w:rPr>
-              <w:t>`cooldown_seconds: int = 10`</w:t>
+              <w:t>`cooldown_seconds=10, iou_threshold=0.2, track_max_age=90, no_face_delay_seconds=10, no_face_night_delay_seconds=3, person_alarm_gap=5.0, fire_stable_frames=3, smoke_stable_frames=5, person_stable_frames=3`</w:t>
             </w:r>
           </w:p>
         </w:tc>
@@ -1260,13 +1252,8 @@
             <w:tcW w:type="dxa" w:w="2239"/>
           </w:tcPr>
           <w:p>
-            <w:r/>
             <w:r>
-              <w:rPr>
-                <w:rFonts w:ascii="SimSun" w:hAnsi="SimSun" w:eastAsia="SimSun"/>
-                <w:sz w:val="21"/>
-              </w:rPr>
-              <w:t>—</w:t>
+              <w:t>`—`</w:t>
             </w:r>
           </w:p>
         </w:tc>
@@ -1275,13 +1262,8 @@
             <w:tcW w:type="dxa" w:w="2239"/>
           </w:tcPr>
           <w:p>
-            <w:r/>
             <w:r>
-              <w:rPr>
-                <w:rFonts w:ascii="SimSun" w:hAnsi="SimSun" w:eastAsia="SimSun"/>
-                <w:sz w:val="21"/>
-              </w:rPr>
-              <w:t>设置报警冷却时间</w:t>
+              <w:t>初始化追踪器参数和防抖配置</w:t>
             </w:r>
           </w:p>
         </w:tc>
@@ -1292,13 +1274,8 @@
             <w:tcW w:type="dxa" w:w="2239"/>
           </w:tcPr>
           <w:p>
-            <w:r/>
             <w:r>
-              <w:rPr>
-                <w:rFonts w:ascii="SimSun" w:hAnsi="SimSun" w:eastAsia="SimSun"/>
-                <w:sz w:val="21"/>
-              </w:rPr>
-              <w:t>`should_trigger_alarm`</w:t>
+              <w:t>`update`</w:t>
             </w:r>
           </w:p>
         </w:tc>
@@ -1307,13 +1284,8 @@
             <w:tcW w:type="dxa" w:w="2239"/>
           </w:tcPr>
           <w:p>
-            <w:r/>
             <w:r>
-              <w:rPr>
-                <w:rFonts w:ascii="SimSun" w:hAnsi="SimSun" w:eastAsia="SimSun"/>
-                <w:sz w:val="21"/>
-              </w:rPr>
-              <w:t>`event_type: str` ("fire" 或 "person")</w:t>
+              <w:t>`person_boxes, identity_results, is_night`</w:t>
             </w:r>
           </w:p>
         </w:tc>
@@ -1322,12 +1294,49 @@
             <w:tcW w:type="dxa" w:w="2239"/>
           </w:tcPr>
           <w:p>
-            <w:r/>
             <w:r>
-              <w:rPr>
-                <w:rFonts w:ascii="SimSun" w:hAnsi="SimSun" w:eastAsia="SimSun"/>
-                <w:sz w:val="21"/>
-              </w:rPr>
+              <w:t>`list[dict]`</w:t>
+            </w:r>
+          </w:p>
+        </w:tc>
+        <w:tc>
+          <w:tcPr>
+            <w:tcW w:type="dxa" w:w="2239"/>
+          </w:tcPr>
+          <w:p>
+            <w:r>
+              <w:t>更新人员追踪状态，返回需报警人员列表</w:t>
+            </w:r>
+          </w:p>
+        </w:tc>
+      </w:tr>
+      <w:tr>
+        <w:tc>
+          <w:tcPr>
+            <w:tcW w:type="dxa" w:w="2239"/>
+          </w:tcPr>
+          <w:p>
+            <w:r>
+              <w:t>`should_trigger_fire_alarm`</w:t>
+            </w:r>
+          </w:p>
+        </w:tc>
+        <w:tc>
+          <w:tcPr>
+            <w:tcW w:type="dxa" w:w="2239"/>
+          </w:tcPr>
+          <w:p>
+            <w:r>
+              <w:t>`detected_classes: set`</w:t>
+            </w:r>
+          </w:p>
+        </w:tc>
+        <w:tc>
+          <w:tcPr>
+            <w:tcW w:type="dxa" w:w="2239"/>
+          </w:tcPr>
+          <w:p>
+            <w:r>
               <w:t>`bool`</w:t>
             </w:r>
           </w:p>
@@ -1337,13 +1346,134 @@
             <w:tcW w:type="dxa" w:w="2239"/>
           </w:tcPr>
           <w:p>
-            <w:r/>
             <w:r>
-              <w:rPr>
-                <w:rFonts w:ascii="SimSun" w:hAnsi="SimSun" w:eastAsia="SimSun"/>
-                <w:sz w:val="21"/>
-              </w:rPr>
-              <w:t>True=新报警，False=冷却期内抑制</w:t>
+              <w:t>火焰连续帧确认 + 冷却机制</w:t>
+            </w:r>
+          </w:p>
+        </w:tc>
+      </w:tr>
+      <w:tr>
+        <w:tc>
+          <w:tcPr>
+            <w:tcW w:type="dxa" w:w="2239"/>
+          </w:tcPr>
+          <w:p>
+            <w:r>
+              <w:t>`get_boxes_needing_face_check`</w:t>
+            </w:r>
+          </w:p>
+        </w:tc>
+        <w:tc>
+          <w:tcPr>
+            <w:tcW w:type="dxa" w:w="2239"/>
+          </w:tcPr>
+          <w:p>
+            <w:r>
+              <w:t>`person_boxes`</w:t>
+            </w:r>
+          </w:p>
+        </w:tc>
+        <w:tc>
+          <w:tcPr>
+            <w:tcW w:type="dxa" w:w="2239"/>
+          </w:tcPr>
+          <w:p>
+            <w:r>
+              <w:t>`list`</w:t>
+            </w:r>
+          </w:p>
+        </w:tc>
+        <w:tc>
+          <w:tcPr>
+            <w:tcW w:type="dxa" w:w="2239"/>
+          </w:tcPr>
+          <w:p>
+            <w:r>
+              <w:t>返回需要执行人脸识别的人员框</w:t>
+            </w:r>
+          </w:p>
+        </w:tc>
+      </w:tr>
+      <w:tr>
+        <w:tc>
+          <w:tcPr>
+            <w:tcW w:type="dxa" w:w="2239"/>
+          </w:tcPr>
+          <w:p>
+            <w:r>
+              <w:t>`get_display_identities`</w:t>
+            </w:r>
+          </w:p>
+        </w:tc>
+        <w:tc>
+          <w:tcPr>
+            <w:tcW w:type="dxa" w:w="2239"/>
+          </w:tcPr>
+          <w:p>
+            <w:r>
+              <w:t>`—`</w:t>
+            </w:r>
+          </w:p>
+        </w:tc>
+        <w:tc>
+          <w:tcPr>
+            <w:tcW w:type="dxa" w:w="2239"/>
+          </w:tcPr>
+          <w:p>
+            <w:r>
+              <w:t>`list[dict]`</w:t>
+            </w:r>
+          </w:p>
+        </w:tc>
+        <w:tc>
+          <w:tcPr>
+            <w:tcW w:type="dxa" w:w="2239"/>
+          </w:tcPr>
+          <w:p>
+            <w:r>
+              <w:t>返回各追踪目标的稳定身份</w:t>
+            </w:r>
+          </w:p>
+        </w:tc>
+      </w:tr>
+      <w:tr>
+        <w:tc>
+          <w:tcPr>
+            <w:tcW w:type="dxa" w:w="2239"/>
+          </w:tcPr>
+          <w:p>
+            <w:r>
+              <w:t>`reset_tracks`</w:t>
+            </w:r>
+          </w:p>
+        </w:tc>
+        <w:tc>
+          <w:tcPr>
+            <w:tcW w:type="dxa" w:w="2239"/>
+          </w:tcPr>
+          <w:p>
+            <w:r>
+              <w:t>`—`</w:t>
+            </w:r>
+          </w:p>
+        </w:tc>
+        <w:tc>
+          <w:tcPr>
+            <w:tcW w:type="dxa" w:w="2239"/>
+          </w:tcPr>
+          <w:p>
+            <w:r>
+              <w:t>`—`</w:t>
+            </w:r>
+          </w:p>
+        </w:tc>
+        <w:tc>
+          <w:tcPr>
+            <w:tcW w:type="dxa" w:w="2239"/>
+          </w:tcPr>
+          <w:p>
+            <w:r>
+              <w:t>清除所有追踪状态</w:t>
             </w:r>
           </w:p>
         </w:tc>
@@ -1355,7 +1485,7 @@
         <w:ind w:firstLine="480"/>
       </w:pPr>
       <w:r>
-        <w:t>两种事件类型（fire / person）的冷却计时器相互独立。</w:t>
+        <w:t>基于 IoU 的人员追踪 + 身份防抖 + 火焰/烟雾连续帧确认。member 一旦确认永不降级，stranger 需连续 N 帧确认，no_face 按夜间/白天延迟报警。</w:t>
       </w:r>
     </w:p>
     <w:p>
@@ -1755,6 +1885,48 @@
                 <w:sz w:val="21"/>
               </w:rPr>
               <w:t>已注册家庭成员数量</w:t>
+            </w:r>
+          </w:p>
+        </w:tc>
+      </w:tr>
+      <w:tr>
+        <w:tc>
+          <w:tcPr>
+            <w:tcW w:type="dxa" w:w="2239"/>
+          </w:tcPr>
+          <w:p>
+            <w:r>
+              <w:t>`identify_faces`</w:t>
+            </w:r>
+          </w:p>
+        </w:tc>
+        <w:tc>
+          <w:tcPr>
+            <w:tcW w:type="dxa" w:w="2239"/>
+          </w:tcPr>
+          <w:p>
+            <w:r>
+              <w:t>`frame: ndarray, person_boxes: list`</w:t>
+            </w:r>
+          </w:p>
+        </w:tc>
+        <w:tc>
+          <w:tcPr>
+            <w:tcW w:type="dxa" w:w="2239"/>
+          </w:tcPr>
+          <w:p>
+            <w:r>
+              <w:t>`list[dict]`</w:t>
+            </w:r>
+          </w:p>
+        </w:tc>
+        <w:tc>
+          <w:tcPr>
+            <w:tcW w:type="dxa" w:w="2239"/>
+          </w:tcPr>
+          <w:p>
+            <w:r>
+              <w:t>对每个人员框进行人脸识别，返回身份结果（member:xxx/stranger/no_face）</w:t>
             </w:r>
           </w:p>
         </w:tc>
@@ -3061,7 +3233,7 @@
         <w:ind w:firstLine="480"/>
       </w:pPr>
       <w:r>
-        <w:t>状态定义：last_alarm_time: Dict[str, float]，键为事件类型（"fire"/"person"），值为上次触发时间戳（Unix epoch 秒）。</w:t>
+        <w:t>状态定义：PersonTrack 列表（_tracks），每条记录含 track_id、bbox、stable_identity、alarm_triggered 等；FireSmokeTracker 独立追踪火焰/烟雾连续帧。</w:t>
       </w:r>
     </w:p>
     <w:p>
@@ -3075,84 +3247,19 @@
     <w:p>
       <w:pPr/>
       <w:r>
-        <w:rPr>
-          <w:rFonts w:ascii="Consolas" w:hAnsi="Consolas" w:eastAsia="Consolas"/>
-          <w:sz w:val="20"/>
-        </w:rPr>
-        <w:t>FUNCTION should_trigger_alarm(event_type):</w:t>
-      </w:r>
-    </w:p>
-    <w:p>
-      <w:pPr/>
-      <w:r>
-        <w:rPr>
-          <w:rFonts w:ascii="Consolas" w:hAnsi="Consolas" w:eastAsia="Consolas"/>
-          <w:sz w:val="20"/>
-        </w:rPr>
-        <w:t xml:space="preserve">    current_time = time.time()</w:t>
-      </w:r>
-    </w:p>
-    <w:p>
-      <w:pPr/>
-      <w:r>
-        <w:rPr>
-          <w:rFonts w:ascii="Consolas" w:hAnsi="Consolas" w:eastAsia="Consolas"/>
-          <w:sz w:val="20"/>
-        </w:rPr>
-        <w:t xml:space="preserve">    time_since_last = current_time - last_alarm_time[event_type]</w:t>
-      </w:r>
-    </w:p>
-    <w:p>
-      <w:pPr/>
-    </w:p>
-    <w:p>
-      <w:pPr/>
-      <w:r>
-        <w:rPr>
-          <w:rFonts w:ascii="Consolas" w:hAnsi="Consolas" w:eastAsia="Consolas"/>
-          <w:sz w:val="20"/>
-        </w:rPr>
-        <w:t xml:space="preserve">    IF time_since_last &gt; cooldown:</w:t>
-      </w:r>
-    </w:p>
-    <w:p>
-      <w:pPr/>
-      <w:r>
-        <w:rPr>
-          <w:rFonts w:ascii="Consolas" w:hAnsi="Consolas" w:eastAsia="Consolas"/>
-          <w:sz w:val="20"/>
-        </w:rPr>
-        <w:t xml:space="preserve">        last_alarm_time[event_type] = current_time</w:t>
-      </w:r>
-    </w:p>
-    <w:p>
-      <w:pPr/>
-      <w:r>
-        <w:rPr>
-          <w:rFonts w:ascii="Consolas" w:hAnsi="Consolas" w:eastAsia="Consolas"/>
-          <w:sz w:val="20"/>
-        </w:rPr>
-        <w:t xml:space="preserve">        RETURN True      // 新事件，允许报警</w:t>
-      </w:r>
-    </w:p>
-    <w:p>
-      <w:pPr/>
-      <w:r>
-        <w:rPr>
-          <w:rFonts w:ascii="Consolas" w:hAnsi="Consolas" w:eastAsia="Consolas"/>
-          <w:sz w:val="20"/>
-        </w:rPr>
-        <w:t xml:space="preserve">    ELSE:</w:t>
-      </w:r>
-    </w:p>
-    <w:p>
-      <w:pPr/>
-      <w:r>
-        <w:rPr>
-          <w:rFonts w:ascii="Consolas" w:hAnsi="Consolas" w:eastAsia="Consolas"/>
-          <w:sz w:val="20"/>
-        </w:rPr>
-        <w:t xml:space="preserve">        RETURN False     // 冷却期内，抑制重复，不重置计时器</w:t>
+        <w:t>FUNCTION update(person_boxes, identity_results, is_night):</w:t>
+        <w:br/>
+        <w:t xml:space="preserve">    1. IoU 匹配：将 identity_result 通过 IoU 匹配到 person_box</w:t>
+        <w:br/>
+        <w:t xml:space="preserve">    2. Track 更新：计算所有 (person_box, track) IoU 对，贪心匹配</w:t>
+        <w:br/>
+        <w:t xml:space="preserve">    3. 未匹配 box → 创建新 track</w:t>
+        <w:br/>
+        <w:t xml:space="preserve">    4. 未匹配 track → miss_count++，超龄则删除</w:t>
+        <w:br/>
+        <w:t xml:space="preserve">    5. 报警判断：stranger 立即报警，no_face 延迟报警，member 不报警</w:t>
+        <w:br/>
+        <w:t xml:space="preserve">    RETURN 需报警人员列表</w:t>
       </w:r>
     </w:p>
     <w:p>
@@ -3167,11 +3274,12 @@
       <w:pPr>
         <w:jc w:val="center"/>
       </w:pPr>
+      <w:r/>
       <w:r>
         <w:drawing>
           <wp:inline xmlns:a="http://schemas.openxmlformats.org/drawingml/2006/main" xmlns:pic="http://schemas.openxmlformats.org/drawingml/2006/picture">
-            <wp:extent cx="5029200" cy="5632116"/>
-            <wp:docPr id="5" name="Picture 5"/>
+            <wp:extent cx="5029200" cy="10051985"/>
+            <wp:docPr id="8" name="Picture 8"/>
             <wp:cNvGraphicFramePr>
               <a:graphicFrameLocks noChangeAspect="1"/>
             </wp:cNvGraphicFramePr>
@@ -3179,11 +3287,11 @@
               <a:graphicData uri="http://schemas.openxmlformats.org/drawingml/2006/picture">
                 <pic:pic>
                   <pic:nvPicPr>
-                    <pic:cNvPr id="0" name="mermaid_135.png"/>
+                    <pic:cNvPr id="0" name="mermaid_135_new.png"/>
                     <pic:cNvPicPr/>
                   </pic:nvPicPr>
                   <pic:blipFill>
-                    <a:blip r:embed="rId13"/>
+                    <a:blip r:embed="rId16"/>
                     <a:stretch>
                       <a:fillRect/>
                     </a:stretch>
@@ -3191,7 +3299,7 @@
                   <pic:spPr>
                     <a:xfrm>
                       <a:off x="0" y="0"/>
-                      <a:ext cx="5029200" cy="5632116"/>
+                      <a:ext cx="5029200" cy="10051985"/>
                     </a:xfrm>
                     <a:prstGeom prst="rect"/>
                   </pic:spPr>
@@ -3207,7 +3315,7 @@
         <w:ind w:firstLine="480"/>
       </w:pPr>
       <w:r>
-        <w:t>关键不变式：last_alarm_time[event_type] 始终等于最近一次调用 should_trigger_alarm(event_type) 的时间戳，无论返回 True 还是 False。</w:t>
+        <w:t>关键不变式：member 身份一旦确认永不降级（最高优先级）；stranger 需连续 person_stable_frames 帧确认；火焰/烟雾需连续 fire_stable_frames/smoke_stable_frames 帧确认后才触发报警。</w:t>
       </w:r>
     </w:p>
     <w:p>
@@ -3726,11 +3834,7 @@
     <w:p>
       <w:pPr/>
       <w:r>
-        <w:rPr>
-          <w:rFonts w:ascii="Consolas" w:hAnsi="Consolas" w:eastAsia="Consolas"/>
-          <w:sz w:val="20"/>
-        </w:rPr>
-        <w:t xml:space="preserve">    cv2.imwrite(filepath, current_raw_frame)</w:t>
+        <w:t xml:space="preserve">    cv2.imwrite(filepath, annotated_frame)  # 保存标注后的画面</w:t>
       </w:r>
     </w:p>
     <w:p>

--- a/docs/设计文档.docx
+++ b/docs/设计文档.docx
@@ -2,6 +2,46 @@
 <file path=word/document.xml><?xml version="1.0" encoding="utf-8"?>
 <w:document xmlns:wpc="http://schemas.microsoft.com/office/word/2010/wordprocessingCanvas" xmlns:mo="http://schemas.microsoft.com/office/mac/office/2008/main" xmlns:mc="http://schemas.openxmlformats.org/markup-compatibility/2006" xmlns:mv="urn:schemas-microsoft-com:mac:vml" xmlns:o="urn:schemas-microsoft-com:office:office" xmlns:r="http://schemas.openxmlformats.org/officeDocument/2006/relationships" xmlns:m="http://schemas.openxmlformats.org/officeDocument/2006/math" xmlns:v="urn:schemas-microsoft-com:vml" xmlns:wp14="http://schemas.microsoft.com/office/word/2010/wordprocessingDrawing" xmlns:wp="http://schemas.openxmlformats.org/drawingml/2006/wordprocessingDrawing" xmlns:w10="urn:schemas-microsoft-com:office:word" xmlns:w="http://schemas.openxmlformats.org/wordprocessingml/2006/main" xmlns:w14="http://schemas.microsoft.com/office/word/2010/wordml" xmlns:wpg="http://schemas.microsoft.com/office/word/2010/wordprocessingGroup" xmlns:wpi="http://schemas.microsoft.com/office/word/2010/wordprocessingInk" xmlns:wne="http://schemas.microsoft.com/office/word/2006/wordml" xmlns:wps="http://schemas.microsoft.com/office/word/2010/wordprocessingShape" mc:Ignorable="w14 wp14">
   <w:body>
+    <w:p>
+      <w:pPr>
+        <w:spacing w:after="0"/>
+        <w:jc w:val="center"/>
+      </w:pPr>
+      <w:r>
+        <w:drawing>
+          <wp:inline xmlns:a="http://schemas.openxmlformats.org/drawingml/2006/main" xmlns:pic="http://schemas.openxmlformats.org/drawingml/2006/picture">
+            <wp:extent cx="3200400" cy="723207"/>
+            <wp:docPr id="9" name="Picture 9"/>
+            <wp:cNvGraphicFramePr>
+              <a:graphicFrameLocks noChangeAspect="1"/>
+            </wp:cNvGraphicFramePr>
+            <a:graphic>
+              <a:graphicData uri="http://schemas.openxmlformats.org/drawingml/2006/picture">
+                <pic:pic>
+                  <pic:nvPicPr>
+                    <pic:cNvPr id="0" name="image.jpg"/>
+                    <pic:cNvPicPr/>
+                  </pic:nvPicPr>
+                  <pic:blipFill>
+                    <a:blip r:embed="rId17"/>
+                    <a:stretch>
+                      <a:fillRect/>
+                    </a:stretch>
+                  </pic:blipFill>
+                  <pic:spPr>
+                    <a:xfrm>
+                      <a:off x="0" y="0"/>
+                      <a:ext cx="3200400" cy="723207"/>
+                    </a:xfrm>
+                    <a:prstGeom prst="rect"/>
+                  </pic:spPr>
+                </pic:pic>
+              </a:graphicData>
+            </a:graphic>
+          </wp:inline>
+        </w:drawing>
+      </w:r>
+    </w:p>
     <w:p>
       <w:pPr>
         <w:spacing w:before="312"/>
@@ -27,7 +67,7 @@
           <w:b/>
           <w:sz w:val="44"/>
         </w:rPr>
-        <w:t>题目***—设计文档</w:t>
+        <w:t>Home Security Monitor — AI 家庭安防监控系统 — 设计文档</w:t>
       </w:r>
     </w:p>
     <w:p/>
@@ -41,6 +81,16 @@
         </w:rPr>
         <w:t>学  院</w:t>
       </w:r>
+      <w:r>
+        <w:t>：</w:t>
+      </w:r>
+      <w:r>
+        <w:rPr>
+          <w:b w:val="0"/>
+          <w:sz w:val="30"/>
+        </w:rPr>
+        <w:t>计算机科学与工程学院</w:t>
+      </w:r>
     </w:p>
     <w:p>
       <w:r>
@@ -50,6 +100,16 @@
           <w:sz w:val="30"/>
         </w:rPr>
         <w:t>专  业</w:t>
+      </w:r>
+      <w:r>
+        <w:t>：</w:t>
+      </w:r>
+      <w:r>
+        <w:rPr>
+          <w:b w:val="0"/>
+          <w:sz w:val="30"/>
+        </w:rPr>
+        <w:t>计算机科学与技术</w:t>
       </w:r>
     </w:p>
     <w:p>
@@ -61,6 +121,16 @@
         </w:rPr>
         <w:t>组长姓名</w:t>
       </w:r>
+      <w:r>
+        <w:t>：</w:t>
+      </w:r>
+      <w:r>
+        <w:rPr>
+          <w:b w:val="0"/>
+          <w:sz w:val="30"/>
+        </w:rPr>
+        <w:t>甘顺豪</w:t>
+      </w:r>
     </w:p>
     <w:p>
       <w:r>
@@ -70,6 +140,16 @@
           <w:sz w:val="30"/>
         </w:rPr>
         <w:t>组  员</w:t>
+      </w:r>
+      <w:r>
+        <w:t>：</w:t>
+      </w:r>
+      <w:r>
+        <w:rPr>
+          <w:b w:val="0"/>
+          <w:sz w:val="30"/>
+        </w:rPr>
+        <w:t>张译元、赖裕安</w:t>
       </w:r>
     </w:p>
     <w:p>
@@ -112,6 +192,547 @@
         <w:t>起始日期</w:t>
       </w:r>
     </w:p>
+    <w:tbl>
+      <w:tblPr>
+        <w:tblW w:w="0" w:type="auto"/>
+        <w:tblInd w:w="0" w:type="dxa"/>
+        <w:tblBorders>
+          <w:top w:val="single" w:sz="4" w:space="0" w:color="auto"/>
+          <w:left w:val="single" w:sz="4" w:space="0" w:color="auto"/>
+          <w:bottom w:val="single" w:sz="4" w:space="0" w:color="auto"/>
+          <w:right w:val="single" w:sz="4" w:space="0" w:color="auto"/>
+          <w:insideH w:val="single" w:sz="4" w:space="0" w:color="auto"/>
+          <w:insideV w:val="single" w:sz="4" w:space="0" w:color="auto"/>
+        </w:tblBorders>
+        <w:tblLayout w:type="fixed"/>
+        <w:tblLook w:val="0000" w:firstRow="0" w:lastRow="0" w:firstColumn="0" w:lastColumn="0" w:noHBand="0" w:noVBand="0"/>
+        <w:pageBreakBefore/>
+      </w:tblPr>
+      <w:tblGrid>
+        <w:gridCol w:w="828"/>
+        <w:gridCol w:w="7694"/>
+      </w:tblGrid>
+      <w:tr>
+        <w:trPr>
+          <w:trHeight w:val="7310"/>
+        </w:trPr>
+        <w:tc>
+          <w:tcPr>
+            <w:tcW w:w="828" w:type="dxa"/>
+            <w:vAlign w:val="center"/>
+          </w:tcPr>
+          <w:p>
+            <w:pPr>
+              <w:spacing w:line="400" w:lineRule="exact"/>
+              <w:jc w:val="center"/>
+              <w:rPr>
+                <w:rFonts w:hint="eastAsia"/>
+                <w:sz w:val="24"/>
+              </w:rPr>
+            </w:pPr>
+            <w:r>
+              <w:rPr>
+                <w:rFonts w:hint="eastAsia"/>
+                <w:sz w:val="24"/>
+              </w:rPr>
+              <w:lastRenderedPageBreak/>
+              <w:t>教</w:t>
+            </w:r>
+          </w:p>
+          <w:p>
+            <w:pPr>
+              <w:spacing w:line="400" w:lineRule="exact"/>
+              <w:jc w:val="center"/>
+              <w:rPr>
+                <w:rFonts w:hint="eastAsia"/>
+                <w:sz w:val="24"/>
+              </w:rPr>
+            </w:pPr>
+            <w:r>
+              <w:rPr>
+                <w:rFonts w:hint="eastAsia"/>
+                <w:sz w:val="24"/>
+              </w:rPr>
+              <w:t>师</w:t>
+            </w:r>
+          </w:p>
+          <w:p>
+            <w:pPr>
+              <w:spacing w:line="400" w:lineRule="exact"/>
+              <w:jc w:val="center"/>
+              <w:rPr>
+                <w:rFonts w:hint="eastAsia"/>
+                <w:sz w:val="24"/>
+              </w:rPr>
+            </w:pPr>
+            <w:r>
+              <w:rPr>
+                <w:rFonts w:hint="eastAsia"/>
+                <w:sz w:val="24"/>
+              </w:rPr>
+              <w:t>评</w:t>
+            </w:r>
+          </w:p>
+          <w:p>
+            <w:pPr>
+              <w:spacing w:line="400" w:lineRule="exact"/>
+              <w:jc w:val="center"/>
+              <w:rPr>
+                <w:rFonts w:hint="eastAsia"/>
+                <w:sz w:val="24"/>
+              </w:rPr>
+            </w:pPr>
+            <w:r>
+              <w:rPr>
+                <w:rFonts w:hint="eastAsia"/>
+                <w:sz w:val="24"/>
+              </w:rPr>
+              <w:t>语</w:t>
+            </w:r>
+          </w:p>
+        </w:tc>
+        <w:tc>
+          <w:tcPr>
+            <w:tcW w:w="7694" w:type="dxa"/>
+          </w:tcPr>
+          <w:p>
+            <w:pPr>
+              <w:spacing w:line="400" w:lineRule="exact"/>
+              <w:rPr>
+                <w:rFonts w:hint="eastAsia"/>
+                <w:sz w:val="24"/>
+              </w:rPr>
+            </w:pPr>
+          </w:p>
+          <w:p>
+            <w:pPr>
+              <w:spacing w:line="400" w:lineRule="exact"/>
+              <w:rPr>
+                <w:rFonts w:hint="eastAsia"/>
+                <w:sz w:val="24"/>
+              </w:rPr>
+            </w:pPr>
+          </w:p>
+          <w:p>
+            <w:pPr>
+              <w:spacing w:line="400" w:lineRule="exact"/>
+              <w:rPr>
+                <w:rFonts w:hint="eastAsia"/>
+                <w:sz w:val="24"/>
+              </w:rPr>
+            </w:pPr>
+          </w:p>
+          <w:p>
+            <w:pPr>
+              <w:spacing w:line="400" w:lineRule="exact"/>
+              <w:rPr>
+                <w:rFonts w:hint="eastAsia"/>
+                <w:sz w:val="24"/>
+              </w:rPr>
+            </w:pPr>
+          </w:p>
+          <w:p>
+            <w:pPr>
+              <w:spacing w:line="400" w:lineRule="exact"/>
+              <w:rPr>
+                <w:rFonts w:hint="eastAsia"/>
+                <w:sz w:val="24"/>
+              </w:rPr>
+            </w:pPr>
+          </w:p>
+          <w:p>
+            <w:pPr>
+              <w:spacing w:line="400" w:lineRule="exact"/>
+              <w:rPr>
+                <w:rFonts w:hint="eastAsia"/>
+                <w:sz w:val="24"/>
+              </w:rPr>
+            </w:pPr>
+          </w:p>
+          <w:p>
+            <w:pPr>
+              <w:spacing w:line="400" w:lineRule="exact"/>
+              <w:rPr>
+                <w:rFonts w:hint="eastAsia"/>
+                <w:sz w:val="24"/>
+              </w:rPr>
+            </w:pPr>
+          </w:p>
+          <w:p>
+            <w:pPr>
+              <w:spacing w:line="400" w:lineRule="exact"/>
+              <w:rPr>
+                <w:rFonts w:hint="eastAsia"/>
+                <w:sz w:val="24"/>
+              </w:rPr>
+            </w:pPr>
+          </w:p>
+          <w:p>
+            <w:pPr>
+              <w:spacing w:line="400" w:lineRule="exact"/>
+              <w:rPr>
+                <w:rFonts w:hint="eastAsia"/>
+                <w:sz w:val="24"/>
+              </w:rPr>
+            </w:pPr>
+          </w:p>
+          <w:p>
+            <w:pPr>
+              <w:spacing w:line="400" w:lineRule="exact"/>
+              <w:rPr>
+                <w:rFonts w:hint="eastAsia"/>
+                <w:sz w:val="24"/>
+              </w:rPr>
+            </w:pPr>
+          </w:p>
+          <w:p>
+            <w:pPr>
+              <w:spacing w:line="400" w:lineRule="exact"/>
+              <w:rPr>
+                <w:rFonts w:hint="eastAsia"/>
+                <w:sz w:val="24"/>
+              </w:rPr>
+            </w:pPr>
+          </w:p>
+          <w:p>
+            <w:pPr>
+              <w:spacing w:line="400" w:lineRule="exact"/>
+              <w:rPr>
+                <w:rFonts w:hint="eastAsia"/>
+                <w:sz w:val="24"/>
+              </w:rPr>
+            </w:pPr>
+          </w:p>
+          <w:p>
+            <w:pPr>
+              <w:spacing w:line="400" w:lineRule="exact"/>
+              <w:rPr>
+                <w:rFonts w:hint="eastAsia"/>
+                <w:sz w:val="24"/>
+              </w:rPr>
+            </w:pPr>
+          </w:p>
+          <w:p>
+            <w:pPr>
+              <w:spacing w:line="400" w:lineRule="exact"/>
+              <w:rPr>
+                <w:rFonts w:hint="eastAsia"/>
+                <w:sz w:val="24"/>
+              </w:rPr>
+            </w:pPr>
+          </w:p>
+          <w:p>
+            <w:pPr>
+              <w:spacing w:line="400" w:lineRule="exact"/>
+              <w:rPr>
+                <w:rFonts w:hint="eastAsia"/>
+                <w:sz w:val="24"/>
+              </w:rPr>
+            </w:pPr>
+          </w:p>
+          <w:p>
+            <w:pPr>
+              <w:spacing w:line="400" w:lineRule="exact"/>
+              <w:rPr>
+                <w:rFonts w:hint="eastAsia"/>
+                <w:sz w:val="24"/>
+              </w:rPr>
+            </w:pPr>
+          </w:p>
+          <w:p>
+            <w:pPr>
+              <w:spacing w:line="400" w:lineRule="exact"/>
+              <w:rPr>
+                <w:rFonts w:hint="eastAsia"/>
+                <w:sz w:val="24"/>
+              </w:rPr>
+            </w:pPr>
+          </w:p>
+          <w:p>
+            <w:pPr>
+              <w:spacing w:line="400" w:lineRule="exact"/>
+              <w:rPr>
+                <w:rFonts w:hint="eastAsia"/>
+                <w:sz w:val="24"/>
+              </w:rPr>
+            </w:pPr>
+          </w:p>
+          <w:p>
+            <w:pPr>
+              <w:spacing w:line="400" w:lineRule="exact"/>
+              <w:rPr>
+                <w:rFonts w:hint="eastAsia"/>
+                <w:sz w:val="24"/>
+              </w:rPr>
+            </w:pPr>
+          </w:p>
+          <w:p>
+            <w:pPr>
+              <w:spacing w:line="400" w:lineRule="exact"/>
+              <w:rPr>
+                <w:rFonts w:hint="eastAsia"/>
+                <w:sz w:val="24"/>
+              </w:rPr>
+            </w:pPr>
+          </w:p>
+          <w:p>
+            <w:pPr>
+              <w:spacing w:line="400" w:lineRule="exact"/>
+              <w:rPr>
+                <w:rFonts w:hint="eastAsia"/>
+                <w:sz w:val="24"/>
+              </w:rPr>
+            </w:pPr>
+          </w:p>
+          <w:p>
+            <w:pPr>
+              <w:spacing w:line="400" w:lineRule="exact"/>
+              <w:jc w:val="center"/>
+              <w:rPr>
+                <w:rFonts w:hint="eastAsia"/>
+                <w:sz w:val="24"/>
+              </w:rPr>
+            </w:pPr>
+            <w:r>
+              <w:rPr>
+                <w:rFonts w:hint="eastAsia"/>
+                <w:sz w:val="24"/>
+              </w:rPr>
+              <w:t>教师签名：</w:t>
+            </w:r>
+          </w:p>
+          <w:p>
+            <w:pPr>
+              <w:spacing w:line="400" w:lineRule="exact"/>
+              <w:jc w:val="center"/>
+              <w:rPr>
+                <w:rFonts w:hint="eastAsia"/>
+                <w:sz w:val="24"/>
+              </w:rPr>
+            </w:pPr>
+            <w:r>
+              <w:rPr>
+                <w:rFonts w:hint="eastAsia"/>
+                <w:sz w:val="24"/>
+              </w:rPr>
+              <w:t>日期：</w:t>
+            </w:r>
+          </w:p>
+        </w:tc>
+      </w:tr>
+      <w:tr>
+        <w:trPr>
+          <w:trHeight w:val="1088"/>
+        </w:trPr>
+        <w:tc>
+          <w:tcPr>
+            <w:tcW w:w="828" w:type="dxa"/>
+            <w:vAlign w:val="center"/>
+          </w:tcPr>
+          <w:p>
+            <w:pPr>
+              <w:spacing w:line="400" w:lineRule="exact"/>
+              <w:jc w:val="center"/>
+              <w:rPr>
+                <w:rFonts w:hint="eastAsia"/>
+                <w:sz w:val="24"/>
+              </w:rPr>
+            </w:pPr>
+            <w:r>
+              <w:rPr>
+                <w:rFonts w:hint="eastAsia"/>
+                <w:sz w:val="24"/>
+              </w:rPr>
+              <w:t>成</w:t>
+            </w:r>
+          </w:p>
+          <w:p>
+            <w:pPr>
+              <w:spacing w:line="400" w:lineRule="exact"/>
+              <w:jc w:val="center"/>
+              <w:rPr>
+                <w:rFonts w:hint="eastAsia"/>
+                <w:sz w:val="24"/>
+              </w:rPr>
+            </w:pPr>
+            <w:r>
+              <w:rPr>
+                <w:rFonts w:hint="eastAsia"/>
+                <w:sz w:val="24"/>
+              </w:rPr>
+              <w:t>绩</w:t>
+            </w:r>
+          </w:p>
+          <w:p>
+            <w:pPr>
+              <w:spacing w:line="400" w:lineRule="exact"/>
+              <w:jc w:val="center"/>
+              <w:rPr>
+                <w:rFonts w:hint="eastAsia"/>
+                <w:sz w:val="24"/>
+              </w:rPr>
+            </w:pPr>
+            <w:r>
+              <w:rPr>
+                <w:rFonts w:hint="eastAsia"/>
+                <w:sz w:val="24"/>
+              </w:rPr>
+              <w:t>评</w:t>
+            </w:r>
+          </w:p>
+          <w:p>
+            <w:pPr>
+              <w:spacing w:line="400" w:lineRule="exact"/>
+              <w:jc w:val="center"/>
+              <w:rPr>
+                <w:rFonts w:hint="eastAsia"/>
+                <w:sz w:val="24"/>
+              </w:rPr>
+            </w:pPr>
+            <w:r>
+              <w:rPr>
+                <w:rFonts w:hint="eastAsia"/>
+                <w:sz w:val="24"/>
+              </w:rPr>
+              <w:t>定</w:t>
+            </w:r>
+          </w:p>
+        </w:tc>
+        <w:tc>
+          <w:tcPr>
+            <w:tcW w:w="7694" w:type="dxa"/>
+          </w:tcPr>
+          <w:p>
+            <w:pPr>
+              <w:spacing w:line="400" w:lineRule="exact"/>
+              <w:rPr>
+                <w:rFonts w:hint="eastAsia"/>
+                <w:sz w:val="24"/>
+              </w:rPr>
+            </w:pPr>
+          </w:p>
+          <w:p>
+            <w:pPr>
+              <w:spacing w:line="400" w:lineRule="exact"/>
+              <w:rPr>
+                <w:rFonts w:hint="eastAsia"/>
+                <w:sz w:val="24"/>
+              </w:rPr>
+            </w:pPr>
+          </w:p>
+          <w:p>
+            <w:pPr>
+              <w:spacing w:line="400" w:lineRule="exact"/>
+              <w:rPr>
+                <w:rFonts w:hint="eastAsia"/>
+                <w:sz w:val="24"/>
+              </w:rPr>
+            </w:pPr>
+          </w:p>
+          <w:p>
+            <w:pPr>
+              <w:spacing w:line="400" w:lineRule="exact"/>
+              <w:rPr>
+                <w:rFonts w:hint="eastAsia"/>
+                <w:sz w:val="24"/>
+              </w:rPr>
+            </w:pPr>
+          </w:p>
+          <w:p>
+            <w:pPr>
+              <w:spacing w:line="400" w:lineRule="exact"/>
+              <w:rPr>
+                <w:rFonts w:hint="eastAsia"/>
+                <w:sz w:val="24"/>
+              </w:rPr>
+            </w:pPr>
+          </w:p>
+          <w:p>
+            <w:pPr>
+              <w:spacing w:line="400" w:lineRule="exact"/>
+              <w:rPr>
+                <w:rFonts w:hint="eastAsia"/>
+                <w:sz w:val="24"/>
+              </w:rPr>
+            </w:pPr>
+          </w:p>
+        </w:tc>
+      </w:tr>
+      <w:tr>
+        <w:tc>
+          <w:tcPr>
+            <w:tcW w:w="828" w:type="dxa"/>
+            <w:vAlign w:val="center"/>
+          </w:tcPr>
+          <w:p>
+            <w:pPr>
+              <w:spacing w:line="400" w:lineRule="exact"/>
+              <w:jc w:val="center"/>
+              <w:rPr>
+                <w:rFonts w:hint="eastAsia"/>
+                <w:sz w:val="24"/>
+              </w:rPr>
+            </w:pPr>
+            <w:r>
+              <w:rPr>
+                <w:rFonts w:hint="eastAsia"/>
+                <w:sz w:val="24"/>
+              </w:rPr>
+              <w:t>备</w:t>
+            </w:r>
+          </w:p>
+          <w:p>
+            <w:pPr>
+              <w:spacing w:line="400" w:lineRule="exact"/>
+              <w:jc w:val="center"/>
+              <w:rPr>
+                <w:rFonts w:hint="eastAsia"/>
+                <w:sz w:val="24"/>
+              </w:rPr>
+            </w:pPr>
+            <w:r>
+              <w:rPr>
+                <w:rFonts w:hint="eastAsia"/>
+                <w:sz w:val="24"/>
+              </w:rPr>
+              <w:t>注</w:t>
+            </w:r>
+          </w:p>
+        </w:tc>
+        <w:tc>
+          <w:tcPr>
+            <w:tcW w:w="7694" w:type="dxa"/>
+          </w:tcPr>
+          <w:p>
+            <w:pPr>
+              <w:spacing w:line="400" w:lineRule="exact"/>
+              <w:rPr>
+                <w:rFonts w:hint="eastAsia"/>
+                <w:sz w:val="24"/>
+              </w:rPr>
+            </w:pPr>
+          </w:p>
+          <w:p>
+            <w:pPr>
+              <w:spacing w:line="400" w:lineRule="exact"/>
+              <w:rPr>
+                <w:rFonts w:hint="eastAsia"/>
+                <w:sz w:val="24"/>
+              </w:rPr>
+            </w:pPr>
+          </w:p>
+          <w:p>
+            <w:pPr>
+              <w:spacing w:line="400" w:lineRule="exact"/>
+              <w:rPr>
+                <w:rFonts w:hint="eastAsia"/>
+                <w:sz w:val="24"/>
+              </w:rPr>
+            </w:pPr>
+          </w:p>
+        </w:tc>
+      </w:tr>
+    </w:tbl>
     <w:p>
       <w:r>
         <w:br w:type="page"/>
@@ -120,6 +741,7 @@
     <w:p>
       <w:pPr>
         <w:pStyle w:val="Heading1"/>
+        <w:pageBreakBefore/>
       </w:pPr>
       <w:r>
         <w:rPr>
@@ -1051,7 +1673,7 @@
                 <w:rFonts w:ascii="SimSun" w:hAnsi="SimSun" w:eastAsia="SimSun"/>
                 <w:sz w:val="21"/>
               </w:rPr>
-              <w:t>`(has_person: bool, annotated_frame: ndarray)`</w:t>
+              <w:t>`(person_boxes: list, annotated_frame: ndarray)`</w:t>
             </w:r>
           </w:p>
         </w:tc>
@@ -1113,7 +1735,7 @@
                 <w:rFonts w:ascii="SimSun" w:hAnsi="SimSun" w:eastAsia="SimSun"/>
                 <w:sz w:val="21"/>
               </w:rPr>
-              <w:t>`(has_fire: bool, annotated_frame: ndarray)`</w:t>
+              <w:t>`(fire_detections: List[Dict], annotated_frame: ndarray)`</w:t>
             </w:r>
           </w:p>
         </w:tc>
@@ -3175,7 +3797,7 @@
         <w:ind w:firstLine="480"/>
       </w:pPr>
       <w:r>
-        <w:t>1. 选择 SQLite 的理由：嵌入式、零配置、无需安装数据库服务，适合家庭单机部署场景。数据库文件 alarms.db 自动生成在 src/core/ 目录下。</w:t>
+        <w:t>1. 选择 SQLite 的理由：嵌入式、零配置、无需安装数据库服务，适合家庭单机部署场景。使用默认 journal_mode=delete 模式。数据库文件 alarms.db 自动生成在 src/core/ 目录下。</w:t>
       </w:r>
     </w:p>
     <w:p>
@@ -3356,7 +3978,7 @@
           <w:rFonts w:ascii="Consolas" w:hAnsi="Consolas" w:eastAsia="Consolas"/>
           <w:sz w:val="20"/>
         </w:rPr>
-        <w:t xml:space="preserve">    results = person_model(frame, conf=0.8, classes=[0])</w:t>
+        <w:t xml:space="preserve">    results = person_model(frame, conf=0.5, classes=[0])</w:t>
       </w:r>
     </w:p>
     <w:p>
@@ -3366,7 +3988,7 @@
           <w:rFonts w:ascii="Consolas" w:hAnsi="Consolas" w:eastAsia="Consolas"/>
           <w:sz w:val="20"/>
         </w:rPr>
-        <w:t xml:space="preserve">    has_person = False</w:t>
+        <w:t xml:space="preserve">    person_boxes = []</w:t>
       </w:r>
     </w:p>
     <w:p>
@@ -3406,7 +4028,7 @@
           <w:rFonts w:ascii="Consolas" w:hAnsi="Consolas" w:eastAsia="Consolas"/>
           <w:sz w:val="20"/>
         </w:rPr>
-        <w:t xml:space="preserve">            has_person = True</w:t>
+        <w:t xml:space="preserve">            person_boxes.append({"bbox": [x1,y1,x2,y2], "confidence": conf})</w:t>
       </w:r>
     </w:p>
     <w:p>
@@ -3426,7 +4048,7 @@
           <w:rFonts w:ascii="Consolas" w:hAnsi="Consolas" w:eastAsia="Consolas"/>
           <w:sz w:val="20"/>
         </w:rPr>
-        <w:t xml:space="preserve">    RETURN (has_person, annotated_frame)</w:t>
+        <w:t>RETURN (person_boxes, annotated_frame)  // person_boxes 为检测框列表</w:t>
       </w:r>
     </w:p>
     <w:p>
@@ -3454,7 +4076,7 @@
           <w:rFonts w:ascii="Consolas" w:hAnsi="Consolas" w:eastAsia="Consolas"/>
           <w:sz w:val="20"/>
         </w:rPr>
-        <w:t xml:space="preserve">    results = fire_model(frame, conf=0.8, classes=[0, 1])</w:t>
+        <w:t xml:space="preserve">    results = fire_model(frame, conf=0.70, classes=[0, 1])</w:t>
       </w:r>
     </w:p>
     <w:p>
@@ -3464,7 +4086,7 @@
           <w:rFonts w:ascii="Consolas" w:hAnsi="Consolas" w:eastAsia="Consolas"/>
           <w:sz w:val="20"/>
         </w:rPr>
-        <w:t xml:space="preserve">    has_fire = False</w:t>
+        <w:t xml:space="preserve">    fire_detections = []</w:t>
       </w:r>
     </w:p>
     <w:p>
@@ -3504,7 +4126,7 @@
           <w:rFonts w:ascii="Consolas" w:hAnsi="Consolas" w:eastAsia="Consolas"/>
           <w:sz w:val="20"/>
         </w:rPr>
-        <w:t xml:space="preserve">            has_fire = True</w:t>
+        <w:t xml:space="preserve">            fire_detections.append({"class_id", "class_name", "confidence", "bbox"})</w:t>
       </w:r>
     </w:p>
     <w:p>
@@ -3524,7 +4146,7 @@
           <w:rFonts w:ascii="Consolas" w:hAnsi="Consolas" w:eastAsia="Consolas"/>
           <w:sz w:val="20"/>
         </w:rPr>
-        <w:t xml:space="preserve">    RETURN (has_fire, annotated_frame)</w:t>
+        <w:t>RETURN (fire_detections, annotated_frame)  // fire_detections 含 class_id/confidence/bbox</w:t>
       </w:r>
     </w:p>
     <w:p>
@@ -3798,7 +4420,7 @@
           <w:rFonts w:ascii="Consolas" w:hAnsi="Consolas" w:eastAsia="Consolas"/>
           <w:sz w:val="20"/>
         </w:rPr>
-        <w:t>FUNCTION _save_alarm(event_type):</w:t>
+        <w:t>FUNCTION _save_alarm(event_type, reason=""):</w:t>
       </w:r>
     </w:p>
     <w:p>
@@ -3965,7 +4587,7 @@
           <w:rFonts w:ascii="Consolas" w:hAnsi="Consolas" w:eastAsia="Consolas"/>
           <w:sz w:val="20"/>
         </w:rPr>
-        <w:t xml:space="preserve">  person_conf: 0.8         # 人员检测置信度</w:t>
+        <w:t xml:space="preserve">  person_conf: 0.5         # 人员检测置信度</w:t>
       </w:r>
     </w:p>
     <w:p>
@@ -3985,7 +4607,7 @@
           <w:rFonts w:ascii="Consolas" w:hAnsi="Consolas" w:eastAsia="Consolas"/>
           <w:sz w:val="20"/>
         </w:rPr>
-        <w:t xml:space="preserve">  fire_conf: 0.8           # 火焰检测置信度</w:t>
+        <w:t xml:space="preserve">  fire_conf: 0.70          # 火焰检测置信度</w:t>
       </w:r>
     </w:p>
     <w:p>
@@ -4290,7 +4912,7 @@
                 <w:rFonts w:ascii="SimSun" w:hAnsi="SimSun" w:eastAsia="SimSun"/>
                 <w:sz w:val="21"/>
               </w:rPr>
-              <w:t>轻量级，CPU 可运行，mAP50=0.930</w:t>
+              <w:t>轻量级，CPU 可运行，mAP50=0.930（验证集最佳，epoch 80）/ 0.891（测试集）</w:t>
             </w:r>
           </w:p>
         </w:tc>
@@ -4548,7 +5170,7 @@
         <w:ind w:firstLine="480"/>
       </w:pPr>
       <w:r>
-        <w:t>当前所有参数硬编码于源码中，后续可抽取为配置文件：</w:t>
+        <w:t>系统参数通过 config.yaml 配置文件管理（已实现），完整配置如下：</w:t>
       </w:r>
     </w:p>
     <w:p>
@@ -4578,7 +5200,7 @@
           <w:rFonts w:ascii="Consolas" w:hAnsi="Consolas" w:eastAsia="Consolas"/>
           <w:sz w:val="20"/>
         </w:rPr>
-        <w:t xml:space="preserve">  person_start: "23:00"</w:t>
+        <w:t xml:space="preserve">  person_start: "00:00"</w:t>
       </w:r>
     </w:p>
     <w:p>
@@ -4588,7 +5210,7 @@
           <w:rFonts w:ascii="Consolas" w:hAnsi="Consolas" w:eastAsia="Consolas"/>
           <w:sz w:val="20"/>
         </w:rPr>
-        <w:t xml:space="preserve">  person_end: "06:00"</w:t>
+        <w:t xml:space="preserve">  person_end: "23:59"</w:t>
       </w:r>
     </w:p>
     <w:p>
@@ -5187,9 +5809,10 @@
             <w:r>
               <w:rPr>
                 <w:rFonts w:ascii="SimSun" w:hAnsi="SimSun" w:eastAsia="SimSun"/>
+                <w:b/>
                 <w:sz w:val="21"/>
               </w:rPr>
-              <w:t>**2类 (fire/smoke)**</w:t>
+              <w:t>2类 (fire/smoke)</w:t>
             </w:r>
           </w:p>
         </w:tc>
@@ -5281,9 +5904,10 @@
             <w:r>
               <w:rPr>
                 <w:rFonts w:ascii="SimSun" w:hAnsi="SimSun" w:eastAsia="SimSun"/>
+                <w:b/>
                 <w:sz w:val="21"/>
               </w:rPr>
-              <w:t>**0.930**</w:t>
+              <w:t>0.930</w:t>
             </w:r>
           </w:p>
         </w:tc>
@@ -5328,9 +5952,10 @@
             <w:r>
               <w:rPr>
                 <w:rFonts w:ascii="SimSun" w:hAnsi="SimSun" w:eastAsia="SimSun"/>
+                <w:b/>
                 <w:sz w:val="21"/>
               </w:rPr>
-              <w:t>**0.575**</w:t>
+              <w:t>0.575</w:t>
             </w:r>
           </w:p>
         </w:tc>
@@ -5375,9 +6000,10 @@
             <w:r>
               <w:rPr>
                 <w:rFonts w:ascii="SimSun" w:hAnsi="SimSun" w:eastAsia="SimSun"/>
+                <w:b/>
                 <w:sz w:val="21"/>
               </w:rPr>
-              <w:t>**0.923**</w:t>
+              <w:t>0.923</w:t>
             </w:r>
           </w:p>
         </w:tc>
@@ -5422,9 +6048,10 @@
             <w:r>
               <w:rPr>
                 <w:rFonts w:ascii="SimSun" w:hAnsi="SimSun" w:eastAsia="SimSun"/>
+                <w:b/>
                 <w:sz w:val="21"/>
               </w:rPr>
-              <w:t>**0.883**</w:t>
+              <w:t>0.883</w:t>
             </w:r>
           </w:p>
         </w:tc>
@@ -5439,155 +6066,6 @@
         <w:t>YOLOv8n COCO 预训练模型不包含 fire/smoke 类别，需迁移学习训练。Home-fire 自训练模型专门针对室内家庭火灾场景，100 epochs 训练后达 mAP50=0.930。</w:t>
       </w:r>
     </w:p>
-    <w:tbl>
-      <w:tblPr>
-        <w:tblStyle w:val="TableGrid"/>
-        <w:tblW w:type="auto" w:w="0"/>
-        <w:tblLook w:firstColumn="1" w:firstRow="1" w:lastColumn="0" w:lastRow="0" w:noHBand="0" w:noVBand="1" w:val="04A0"/>
-      </w:tblPr>
-      <w:tblGrid>
-        <w:gridCol w:w="4479"/>
-        <w:gridCol w:w="4479"/>
-      </w:tblGrid>
-      <w:tr>
-        <w:tc>
-          <w:tcPr>
-            <w:tcW w:type="dxa" w:w="4479"/>
-          </w:tcPr>
-          <w:p>
-            <w:r>
-              <w:rPr>
-                <w:rFonts w:ascii="SimSun" w:hAnsi="SimSun" w:eastAsia="SimSun"/>
-                <w:b/>
-                <w:sz w:val="30"/>
-              </w:rPr>
-              <w:t>教</w:t>
-              <w:br/>
-              <w:t>师</w:t>
-              <w:br/>
-              <w:t>评</w:t>
-              <w:br/>
-              <w:t>语</w:t>
-            </w:r>
-          </w:p>
-        </w:tc>
-        <w:tc>
-          <w:tcPr>
-            <w:tcW w:type="dxa" w:w="4479"/>
-          </w:tcPr>
-          <w:p>
-            <w:r>
-              <w:rPr>
-                <w:rFonts w:ascii="SimSun" w:hAnsi="SimSun" w:eastAsia="SimSun"/>
-                <w:b/>
-                <w:sz w:val="30"/>
-              </w:rPr>
-              <w:br/>
-              <w:br/>
-              <w:br/>
-              <w:br/>
-              <w:br/>
-              <w:br/>
-              <w:br/>
-              <w:br/>
-              <w:br/>
-              <w:br/>
-              <w:br/>
-              <w:br/>
-              <w:br/>
-              <w:br/>
-              <w:br/>
-              <w:br/>
-              <w:br/>
-              <w:br/>
-              <w:br/>
-              <w:br/>
-              <w:br/>
-              <w:t>教师签名：</w:t>
-              <w:br/>
-              <w:t>日期：</w:t>
-            </w:r>
-          </w:p>
-        </w:tc>
-      </w:tr>
-      <w:tr>
-        <w:tc>
-          <w:tcPr>
-            <w:tcW w:type="dxa" w:w="4479"/>
-          </w:tcPr>
-          <w:p>
-            <w:r>
-              <w:rPr>
-                <w:rFonts w:ascii="SimSun" w:hAnsi="SimSun" w:eastAsia="SimSun"/>
-                <w:b/>
-                <w:sz w:val="30"/>
-              </w:rPr>
-              <w:t>成</w:t>
-              <w:br/>
-              <w:t>绩</w:t>
-              <w:br/>
-              <w:t>评</w:t>
-              <w:br/>
-              <w:t>定</w:t>
-            </w:r>
-          </w:p>
-        </w:tc>
-        <w:tc>
-          <w:tcPr>
-            <w:tcW w:type="dxa" w:w="4479"/>
-          </w:tcPr>
-          <w:p>
-            <w:r>
-              <w:rPr>
-                <w:rFonts w:ascii="SimSun" w:hAnsi="SimSun" w:eastAsia="SimSun"/>
-                <w:b/>
-                <w:sz w:val="30"/>
-              </w:rPr>
-              <w:br/>
-              <w:br/>
-              <w:br/>
-              <w:br/>
-              <w:br/>
-            </w:r>
-          </w:p>
-        </w:tc>
-      </w:tr>
-      <w:tr>
-        <w:tc>
-          <w:tcPr>
-            <w:tcW w:type="dxa" w:w="4479"/>
-          </w:tcPr>
-          <w:p>
-            <w:r>
-              <w:rPr>
-                <w:rFonts w:ascii="SimSun" w:hAnsi="SimSun" w:eastAsia="SimSun"/>
-                <w:b/>
-                <w:sz w:val="30"/>
-              </w:rPr>
-              <w:t>备</w:t>
-              <w:br/>
-              <w:t>注</w:t>
-            </w:r>
-          </w:p>
-        </w:tc>
-        <w:tc>
-          <w:tcPr>
-            <w:tcW w:type="dxa" w:w="4479"/>
-          </w:tcPr>
-          <w:p>
-            <w:r>
-              <w:rPr>
-                <w:rFonts w:ascii="SimSun" w:hAnsi="SimSun" w:eastAsia="SimSun"/>
-                <w:b/>
-                <w:sz w:val="30"/>
-              </w:rPr>
-              <w:br/>
-              <w:br/>
-            </w:r>
-          </w:p>
-        </w:tc>
-      </w:tr>
-    </w:tbl>
     <w:sectPr>
       <w:pgSz w:w="11906" w:h="16838"/>
       <w:pgMar w:top="1814" w:right="1474" w:bottom="1814" w:left="1474" w:header="720" w:footer="720" w:gutter="0"/>
